--- a/backend/templates/GC/xx TREADWELL RESINOUS PROPOSAL - xx.docx
+++ b/backend/templates/GC/xx TREADWELL RESINOUS PROPOSAL - xx.docx
@@ -1446,7 +1446,7 @@
                                 <w:sz w:val="18"/>
                                 <w:szCs w:val="18"/>
                               </w:rPr>
-                              <w:t xml:space="preserve"> Orange-Peel or Smooth or </w:t>
+                              <w:t xml:space="preserve"> {{texture}} </w:t>
                             </w:r>
                             <w:r>
                               <w:rPr>
@@ -3490,7 +3490,7 @@
                           <w:sz w:val="18"/>
                           <w:szCs w:val="18"/>
                         </w:rPr>
-                        <w:t xml:space="preserve"> Orange-Peel or Smooth or </w:t>
+                        <w:t xml:space="preserve"> {{texture}} </w:t>
                       </w:r>
                       <w:r>
                         <w:rPr>

--- a/backend/templates/GC/xx TREADWELL RESINOUS PROPOSAL - xx.docx
+++ b/backend/templates/GC/xx TREADWELL RESINOUS PROPOSAL - xx.docx
@@ -448,43 +448,43 @@
                                 <w:sz w:val="18"/>
                                 <w:szCs w:val="18"/>
                               </w:rPr>
-                              <w:t>5</w:t>
-                            </w:r>
-                            <w:r>
-                              <w:rPr>
-                                <w:rFonts w:ascii="Zetta Serif Book" w:hAnsi="Zetta Serif Book"/>
-                                <w:color w:val="404040" w:themeColor="text1" w:themeTint="BF"/>
-                                <w:sz w:val="18"/>
-                                <w:szCs w:val="18"/>
-                              </w:rPr>
-                              <w:t>/</w:t>
-                            </w:r>
-                            <w:r>
-                              <w:rPr>
-                                <w:rFonts w:ascii="Zetta Serif Book" w:hAnsi="Zetta Serif Book"/>
-                                <w:color w:val="404040" w:themeColor="text1" w:themeTint="BF"/>
-                                <w:sz w:val="18"/>
-                                <w:szCs w:val="18"/>
-                              </w:rPr>
-                              <w:t>1</w:t>
-                            </w:r>
-                            <w:r>
-                              <w:rPr>
-                                <w:rFonts w:ascii="Zetta Serif Book" w:hAnsi="Zetta Serif Book"/>
-                                <w:color w:val="404040" w:themeColor="text1" w:themeTint="BF"/>
-                                <w:sz w:val="18"/>
-                                <w:szCs w:val="18"/>
-                              </w:rPr>
-                              <w:t>/2</w:t>
-                            </w:r>
-                            <w:r>
-                              <w:rPr>
-                                <w:rFonts w:ascii="Zetta Serif Book" w:hAnsi="Zetta Serif Book"/>
-                                <w:color w:val="404040" w:themeColor="text1" w:themeTint="BF"/>
-                                <w:sz w:val="18"/>
-                                <w:szCs w:val="18"/>
-                              </w:rPr>
-                              <w:t>6</w:t>
+                              <w:t xml:space="preserve">{{bid_date_formatted}}</w:t>
+                            </w:r>
+                            <w:r>
+                              <w:rPr>
+                                <w:rFonts w:ascii="Zetta Serif Book" w:hAnsi="Zetta Serif Book"/>
+                                <w:color w:val="404040" w:themeColor="text1" w:themeTint="BF"/>
+                                <w:sz w:val="18"/>
+                                <w:szCs w:val="18"/>
+                              </w:rPr>
+                              <w:t/>
+                            </w:r>
+                            <w:r>
+                              <w:rPr>
+                                <w:rFonts w:ascii="Zetta Serif Book" w:hAnsi="Zetta Serif Book"/>
+                                <w:color w:val="404040" w:themeColor="text1" w:themeTint="BF"/>
+                                <w:sz w:val="18"/>
+                                <w:szCs w:val="18"/>
+                              </w:rPr>
+                              <w:t/>
+                            </w:r>
+                            <w:r>
+                              <w:rPr>
+                                <w:rFonts w:ascii="Zetta Serif Book" w:hAnsi="Zetta Serif Book"/>
+                                <w:color w:val="404040" w:themeColor="text1" w:themeTint="BF"/>
+                                <w:sz w:val="18"/>
+                                <w:szCs w:val="18"/>
+                              </w:rPr>
+                              <w:t/>
+                            </w:r>
+                            <w:r>
+                              <w:rPr>
+                                <w:rFonts w:ascii="Zetta Serif Book" w:hAnsi="Zetta Serif Book"/>
+                                <w:color w:val="404040" w:themeColor="text1" w:themeTint="BF"/>
+                                <w:sz w:val="18"/>
+                                <w:szCs w:val="18"/>
+                              </w:rPr>
+                              <w:t/>
                             </w:r>
                           </w:p>
                           <w:p>
@@ -541,43 +541,43 @@
                           <w:sz w:val="18"/>
                           <w:szCs w:val="18"/>
                         </w:rPr>
-                        <w:t>5</w:t>
-                      </w:r>
-                      <w:r>
-                        <w:rPr>
-                          <w:rFonts w:ascii="Zetta Serif Book" w:hAnsi="Zetta Serif Book"/>
-                          <w:color w:val="404040" w:themeColor="text1" w:themeTint="BF"/>
-                          <w:sz w:val="18"/>
-                          <w:szCs w:val="18"/>
-                        </w:rPr>
-                        <w:t>/</w:t>
-                      </w:r>
-                      <w:r>
-                        <w:rPr>
-                          <w:rFonts w:ascii="Zetta Serif Book" w:hAnsi="Zetta Serif Book"/>
-                          <w:color w:val="404040" w:themeColor="text1" w:themeTint="BF"/>
-                          <w:sz w:val="18"/>
-                          <w:szCs w:val="18"/>
-                        </w:rPr>
-                        <w:t>1</w:t>
-                      </w:r>
-                      <w:r>
-                        <w:rPr>
-                          <w:rFonts w:ascii="Zetta Serif Book" w:hAnsi="Zetta Serif Book"/>
-                          <w:color w:val="404040" w:themeColor="text1" w:themeTint="BF"/>
-                          <w:sz w:val="18"/>
-                          <w:szCs w:val="18"/>
-                        </w:rPr>
-                        <w:t>/2</w:t>
-                      </w:r>
-                      <w:r>
-                        <w:rPr>
-                          <w:rFonts w:ascii="Zetta Serif Book" w:hAnsi="Zetta Serif Book"/>
-                          <w:color w:val="404040" w:themeColor="text1" w:themeTint="BF"/>
-                          <w:sz w:val="18"/>
-                          <w:szCs w:val="18"/>
-                        </w:rPr>
-                        <w:t>6</w:t>
+                        <w:t xml:space="preserve">{{bid_date_formatted}}</w:t>
+                      </w:r>
+                      <w:r>
+                        <w:rPr>
+                          <w:rFonts w:ascii="Zetta Serif Book" w:hAnsi="Zetta Serif Book"/>
+                          <w:color w:val="404040" w:themeColor="text1" w:themeTint="BF"/>
+                          <w:sz w:val="18"/>
+                          <w:szCs w:val="18"/>
+                        </w:rPr>
+                        <w:t/>
+                      </w:r>
+                      <w:r>
+                        <w:rPr>
+                          <w:rFonts w:ascii="Zetta Serif Book" w:hAnsi="Zetta Serif Book"/>
+                          <w:color w:val="404040" w:themeColor="text1" w:themeTint="BF"/>
+                          <w:sz w:val="18"/>
+                          <w:szCs w:val="18"/>
+                        </w:rPr>
+                        <w:t/>
+                      </w:r>
+                      <w:r>
+                        <w:rPr>
+                          <w:rFonts w:ascii="Zetta Serif Book" w:hAnsi="Zetta Serif Book"/>
+                          <w:color w:val="404040" w:themeColor="text1" w:themeTint="BF"/>
+                          <w:sz w:val="18"/>
+                          <w:szCs w:val="18"/>
+                        </w:rPr>
+                        <w:t/>
+                      </w:r>
+                      <w:r>
+                        <w:rPr>
+                          <w:rFonts w:ascii="Zetta Serif Book" w:hAnsi="Zetta Serif Book"/>
+                          <w:color w:val="404040" w:themeColor="text1" w:themeTint="BF"/>
+                          <w:sz w:val="18"/>
+                          <w:szCs w:val="18"/>
+                        </w:rPr>
+                        <w:t/>
                       </w:r>
                     </w:p>
                     <w:p>
@@ -705,7 +705,7 @@
                                 <w:sz w:val="18"/>
                                 <w:szCs w:val="18"/>
                               </w:rPr>
-                              <w:t>Greg Ingebretson</w:t>
+                              <w:t xml:space="preserve">{{estimator_name}}</w:t>
                             </w:r>
                           </w:p>
                           <w:p>
@@ -793,7 +793,7 @@
                           <w:sz w:val="18"/>
                           <w:szCs w:val="18"/>
                         </w:rPr>
-                        <w:t>Greg Ingebretson</w:t>
+                        <w:t xml:space="preserve">{{estimator_name}}</w:t>
                       </w:r>
                     </w:p>
                     <w:p>
@@ -1484,7 +1484,7 @@
                                 <w:sz w:val="18"/>
                                 <w:szCs w:val="18"/>
                               </w:rPr>
-                              <w:t>Area:</w:t>
+                              <w:t xml:space="preserve">Area:~{{sqft}} sf of resinous flooring [RESx] &amp;amp; {{cove_lf}} lf of integral base per the Finish Schedule on A900</w:t>
                             </w:r>
                             <w:r>
                               <w:rPr>
@@ -1494,16 +1494,16 @@
                                 <w:szCs w:val="18"/>
                               </w:rPr>
                               <w:tab/>
-                              <w:t>~</w:t>
-                            </w:r>
-                            <w:r>
-                              <w:rPr>
-                                <w:rFonts w:ascii="Zetta Serif Book" w:hAnsi="Zetta Serif Book"/>
-                                <w:color w:val="404040" w:themeColor="text1" w:themeTint="BF"/>
-                                <w:sz w:val="18"/>
-                                <w:szCs w:val="18"/>
-                              </w:rPr>
-                              <w:t xml:space="preserve">1,600 </w:t>
+                              <w:t/>
+                            </w:r>
+                            <w:r>
+                              <w:rPr>
+                                <w:rFonts w:ascii="Zetta Serif Book" w:hAnsi="Zetta Serif Book"/>
+                                <w:color w:val="404040" w:themeColor="text1" w:themeTint="BF"/>
+                                <w:sz w:val="18"/>
+                                <w:szCs w:val="18"/>
+                              </w:rPr>
+                              <w:t xml:space="preserve"/>
                             </w:r>
                             <w:r>
                               <w:rPr>
@@ -1512,7 +1512,7 @@
                                 <w:sz w:val="16"/>
                                 <w:szCs w:val="16"/>
                               </w:rPr>
-                              <w:t xml:space="preserve">sf </w:t>
+                              <w:t xml:space="preserve"/>
                             </w:r>
                             <w:r>
                               <w:rPr>
@@ -1521,16 +1521,16 @@
                                 <w:sz w:val="17"/>
                                 <w:szCs w:val="17"/>
                               </w:rPr>
-                              <w:t>of</w:t>
-                            </w:r>
-                            <w:r>
-                              <w:rPr>
-                                <w:rFonts w:ascii="Zetta Serif Book" w:hAnsi="Zetta Serif Book"/>
-                                <w:color w:val="404040" w:themeColor="text1" w:themeTint="BF"/>
-                                <w:sz w:val="18"/>
-                                <w:szCs w:val="18"/>
-                              </w:rPr>
-                              <w:t xml:space="preserve"> resinous</w:t>
+                              <w:t/>
+                            </w:r>
+                            <w:r>
+                              <w:rPr>
+                                <w:rFonts w:ascii="Zetta Serif Book" w:hAnsi="Zetta Serif Book"/>
+                                <w:color w:val="404040" w:themeColor="text1" w:themeTint="BF"/>
+                                <w:sz w:val="18"/>
+                                <w:szCs w:val="18"/>
+                              </w:rPr>
+                              <w:t xml:space="preserve"/>
                             </w:r>
                             <w:r>
                               <w:rPr>
@@ -1539,16 +1539,16 @@
                                 <w:sz w:val="17"/>
                                 <w:szCs w:val="17"/>
                               </w:rPr>
-                              <w:t xml:space="preserve"> flooring </w:t>
-                            </w:r>
-                            <w:r>
-                              <w:rPr>
-                                <w:rFonts w:ascii="Zetta Serif Book" w:hAnsi="Zetta Serif Book"/>
-                                <w:color w:val="404040" w:themeColor="text1" w:themeTint="BF"/>
-                                <w:sz w:val="18"/>
-                                <w:szCs w:val="18"/>
-                              </w:rPr>
-                              <w:t>[</w:t>
+                              <w:t xml:space="preserve"/>
+                            </w:r>
+                            <w:r>
+                              <w:rPr>
+                                <w:rFonts w:ascii="Zetta Serif Book" w:hAnsi="Zetta Serif Book"/>
+                                <w:color w:val="404040" w:themeColor="text1" w:themeTint="BF"/>
+                                <w:sz w:val="18"/>
+                                <w:szCs w:val="18"/>
+                              </w:rPr>
+                              <w:t/>
                             </w:r>
                             <w:proofErr w:type="spellStart"/>
                             <w:r>
@@ -1559,7 +1559,7 @@
                                 <w:szCs w:val="18"/>
                                 <w:highlight w:val="yellow"/>
                               </w:rPr>
-                              <w:t>RE</w:t>
+                              <w:t/>
                             </w:r>
                             <w:r>
                               <w:rPr>
@@ -1569,7 +1569,7 @@
                                 <w:szCs w:val="18"/>
                                 <w:highlight w:val="yellow"/>
                               </w:rPr>
-                              <w:t>Sx</w:t>
+                              <w:t/>
                             </w:r>
                             <w:proofErr w:type="spellEnd"/>
                             <w:r>
@@ -1579,7 +1579,7 @@
                                 <w:sz w:val="18"/>
                                 <w:szCs w:val="18"/>
                               </w:rPr>
-                              <w:t>]</w:t>
+                              <w:t/>
                             </w:r>
                             <w:r>
                               <w:rPr>
@@ -1588,7 +1588,7 @@
                                 <w:sz w:val="17"/>
                                 <w:szCs w:val="17"/>
                               </w:rPr>
-                              <w:t xml:space="preserve"> </w:t>
+                              <w:t xml:space="preserve"/>
                             </w:r>
                             <w:r>
                               <w:rPr>
@@ -1597,16 +1597,16 @@
                                 <w:sz w:val="17"/>
                                 <w:szCs w:val="17"/>
                               </w:rPr>
-                              <w:t>&amp;</w:t>
-                            </w:r>
-                            <w:r>
-                              <w:rPr>
-                                <w:rFonts w:ascii="Zetta Serif Book" w:hAnsi="Zetta Serif Book"/>
-                                <w:color w:val="404040" w:themeColor="text1" w:themeTint="BF"/>
-                                <w:sz w:val="18"/>
-                                <w:szCs w:val="18"/>
-                              </w:rPr>
-                              <w:t xml:space="preserve"> 500 </w:t>
+                              <w:t/>
+                            </w:r>
+                            <w:r>
+                              <w:rPr>
+                                <w:rFonts w:ascii="Zetta Serif Book" w:hAnsi="Zetta Serif Book"/>
+                                <w:color w:val="404040" w:themeColor="text1" w:themeTint="BF"/>
+                                <w:sz w:val="18"/>
+                                <w:szCs w:val="18"/>
+                              </w:rPr>
+                              <w:t xml:space="preserve"/>
                             </w:r>
                             <w:proofErr w:type="spellStart"/>
                             <w:r>
@@ -1616,7 +1616,7 @@
                                 <w:sz w:val="16"/>
                                 <w:szCs w:val="16"/>
                               </w:rPr>
-                              <w:t>lf</w:t>
+                              <w:t/>
                             </w:r>
                             <w:proofErr w:type="spellEnd"/>
                             <w:r>
@@ -1626,7 +1626,7 @@
                                 <w:sz w:val="16"/>
                                 <w:szCs w:val="16"/>
                               </w:rPr>
-                              <w:t xml:space="preserve"> </w:t>
+                              <w:t xml:space="preserve"/>
                             </w:r>
                             <w:r>
                               <w:rPr>
@@ -1635,7 +1635,7 @@
                                 <w:sz w:val="17"/>
                                 <w:szCs w:val="17"/>
                               </w:rPr>
-                              <w:t xml:space="preserve">of integral base </w:t>
+                              <w:t xml:space="preserve"/>
                             </w:r>
                             <w:r>
                               <w:rPr>
@@ -1644,7 +1644,7 @@
                                 <w:sz w:val="17"/>
                                 <w:szCs w:val="17"/>
                               </w:rPr>
-                              <w:t xml:space="preserve">per </w:t>
+                              <w:t xml:space="preserve"/>
                             </w:r>
                             <w:r>
                               <w:rPr>
@@ -1653,7 +1653,7 @@
                                 <w:sz w:val="17"/>
                                 <w:szCs w:val="17"/>
                               </w:rPr>
-                              <w:t xml:space="preserve">the </w:t>
+                              <w:t xml:space="preserve"/>
                             </w:r>
                             <w:r>
                               <w:rPr>
@@ -1662,7 +1662,7 @@
                                 <w:sz w:val="17"/>
                                 <w:szCs w:val="17"/>
                               </w:rPr>
-                              <w:t>F</w:t>
+                              <w:t/>
                             </w:r>
                             <w:r>
                               <w:rPr>
@@ -1671,7 +1671,7 @@
                                 <w:sz w:val="17"/>
                                 <w:szCs w:val="17"/>
                               </w:rPr>
-                              <w:t xml:space="preserve">inish </w:t>
+                              <w:t xml:space="preserve"/>
                             </w:r>
                             <w:r>
                               <w:rPr>
@@ -1680,7 +1680,7 @@
                                 <w:sz w:val="17"/>
                                 <w:szCs w:val="17"/>
                               </w:rPr>
-                              <w:t>S</w:t>
+                              <w:t/>
                             </w:r>
                             <w:r>
                               <w:rPr>
@@ -1689,7 +1689,7 @@
                                 <w:sz w:val="17"/>
                                 <w:szCs w:val="17"/>
                               </w:rPr>
-                              <w:t xml:space="preserve">chedule </w:t>
+                              <w:t xml:space="preserve"/>
                             </w:r>
                             <w:r>
                               <w:rPr>
@@ -1698,16 +1698,16 @@
                                 <w:sz w:val="17"/>
                                 <w:szCs w:val="17"/>
                               </w:rPr>
-                              <w:t>on</w:t>
-                            </w:r>
-                            <w:r>
-                              <w:rPr>
-                                <w:rFonts w:ascii="Zetta Serif Book" w:hAnsi="Zetta Serif Book"/>
-                                <w:color w:val="404040" w:themeColor="text1" w:themeTint="BF"/>
-                                <w:sz w:val="18"/>
-                                <w:szCs w:val="18"/>
-                              </w:rPr>
-                              <w:t xml:space="preserve"> </w:t>
+                              <w:t/>
+                            </w:r>
+                            <w:r>
+                              <w:rPr>
+                                <w:rFonts w:ascii="Zetta Serif Book" w:hAnsi="Zetta Serif Book"/>
+                                <w:color w:val="404040" w:themeColor="text1" w:themeTint="BF"/>
+                                <w:sz w:val="18"/>
+                                <w:szCs w:val="18"/>
+                              </w:rPr>
+                              <w:t xml:space="preserve"/>
                             </w:r>
                             <w:r>
                               <w:rPr>
@@ -1717,7 +1717,7 @@
                                 <w:szCs w:val="18"/>
                                 <w:highlight w:val="yellow"/>
                               </w:rPr>
-                              <w:t>A9</w:t>
+                              <w:t/>
                             </w:r>
                             <w:r>
                               <w:rPr>
@@ -1727,7 +1727,7 @@
                                 <w:szCs w:val="18"/>
                                 <w:highlight w:val="yellow"/>
                               </w:rPr>
-                              <w:t>00</w:t>
+                              <w:t/>
                             </w:r>
                           </w:p>
                           <w:p>
@@ -3528,7 +3528,7 @@
                           <w:sz w:val="18"/>
                           <w:szCs w:val="18"/>
                         </w:rPr>
-                        <w:t>Area:</w:t>
+                        <w:t xml:space="preserve">Area:~{{sqft}} sf of resinous flooring [RESx] &amp;amp; {{cove_lf}} lf of integral base per the Finish Schedule on A900</w:t>
                       </w:r>
                       <w:r>
                         <w:rPr>
@@ -3538,16 +3538,16 @@
                           <w:szCs w:val="18"/>
                         </w:rPr>
                         <w:tab/>
-                        <w:t>~</w:t>
-                      </w:r>
-                      <w:r>
-                        <w:rPr>
-                          <w:rFonts w:ascii="Zetta Serif Book" w:hAnsi="Zetta Serif Book"/>
-                          <w:color w:val="404040" w:themeColor="text1" w:themeTint="BF"/>
-                          <w:sz w:val="18"/>
-                          <w:szCs w:val="18"/>
-                        </w:rPr>
-                        <w:t xml:space="preserve">1,600 </w:t>
+                        <w:t/>
+                      </w:r>
+                      <w:r>
+                        <w:rPr>
+                          <w:rFonts w:ascii="Zetta Serif Book" w:hAnsi="Zetta Serif Book"/>
+                          <w:color w:val="404040" w:themeColor="text1" w:themeTint="BF"/>
+                          <w:sz w:val="18"/>
+                          <w:szCs w:val="18"/>
+                        </w:rPr>
+                        <w:t xml:space="preserve"/>
                       </w:r>
                       <w:r>
                         <w:rPr>
@@ -3556,7 +3556,7 @@
                           <w:sz w:val="16"/>
                           <w:szCs w:val="16"/>
                         </w:rPr>
-                        <w:t xml:space="preserve">sf </w:t>
+                        <w:t xml:space="preserve"/>
                       </w:r>
                       <w:r>
                         <w:rPr>
@@ -3565,16 +3565,16 @@
                           <w:sz w:val="17"/>
                           <w:szCs w:val="17"/>
                         </w:rPr>
-                        <w:t>of</w:t>
-                      </w:r>
-                      <w:r>
-                        <w:rPr>
-                          <w:rFonts w:ascii="Zetta Serif Book" w:hAnsi="Zetta Serif Book"/>
-                          <w:color w:val="404040" w:themeColor="text1" w:themeTint="BF"/>
-                          <w:sz w:val="18"/>
-                          <w:szCs w:val="18"/>
-                        </w:rPr>
-                        <w:t xml:space="preserve"> resinous</w:t>
+                        <w:t/>
+                      </w:r>
+                      <w:r>
+                        <w:rPr>
+                          <w:rFonts w:ascii="Zetta Serif Book" w:hAnsi="Zetta Serif Book"/>
+                          <w:color w:val="404040" w:themeColor="text1" w:themeTint="BF"/>
+                          <w:sz w:val="18"/>
+                          <w:szCs w:val="18"/>
+                        </w:rPr>
+                        <w:t xml:space="preserve"/>
                       </w:r>
                       <w:r>
                         <w:rPr>
@@ -3583,16 +3583,16 @@
                           <w:sz w:val="17"/>
                           <w:szCs w:val="17"/>
                         </w:rPr>
-                        <w:t xml:space="preserve"> flooring </w:t>
-                      </w:r>
-                      <w:r>
-                        <w:rPr>
-                          <w:rFonts w:ascii="Zetta Serif Book" w:hAnsi="Zetta Serif Book"/>
-                          <w:color w:val="404040" w:themeColor="text1" w:themeTint="BF"/>
-                          <w:sz w:val="18"/>
-                          <w:szCs w:val="18"/>
-                        </w:rPr>
-                        <w:t>[</w:t>
+                        <w:t xml:space="preserve"/>
+                      </w:r>
+                      <w:r>
+                        <w:rPr>
+                          <w:rFonts w:ascii="Zetta Serif Book" w:hAnsi="Zetta Serif Book"/>
+                          <w:color w:val="404040" w:themeColor="text1" w:themeTint="BF"/>
+                          <w:sz w:val="18"/>
+                          <w:szCs w:val="18"/>
+                        </w:rPr>
+                        <w:t/>
                       </w:r>
                       <w:proofErr w:type="spellStart"/>
                       <w:r>
@@ -3603,7 +3603,7 @@
                           <w:szCs w:val="18"/>
                           <w:highlight w:val="yellow"/>
                         </w:rPr>
-                        <w:t>RE</w:t>
+                        <w:t/>
                       </w:r>
                       <w:r>
                         <w:rPr>
@@ -3613,7 +3613,7 @@
                           <w:szCs w:val="18"/>
                           <w:highlight w:val="yellow"/>
                         </w:rPr>
-                        <w:t>Sx</w:t>
+                        <w:t/>
                       </w:r>
                       <w:proofErr w:type="spellEnd"/>
                       <w:r>
@@ -3623,7 +3623,7 @@
                           <w:sz w:val="18"/>
                           <w:szCs w:val="18"/>
                         </w:rPr>
-                        <w:t>]</w:t>
+                        <w:t/>
                       </w:r>
                       <w:r>
                         <w:rPr>
@@ -3632,7 +3632,7 @@
                           <w:sz w:val="17"/>
                           <w:szCs w:val="17"/>
                         </w:rPr>
-                        <w:t xml:space="preserve"> </w:t>
+                        <w:t xml:space="preserve"/>
                       </w:r>
                       <w:r>
                         <w:rPr>
@@ -3641,16 +3641,16 @@
                           <w:sz w:val="17"/>
                           <w:szCs w:val="17"/>
                         </w:rPr>
-                        <w:t>&amp;</w:t>
-                      </w:r>
-                      <w:r>
-                        <w:rPr>
-                          <w:rFonts w:ascii="Zetta Serif Book" w:hAnsi="Zetta Serif Book"/>
-                          <w:color w:val="404040" w:themeColor="text1" w:themeTint="BF"/>
-                          <w:sz w:val="18"/>
-                          <w:szCs w:val="18"/>
-                        </w:rPr>
-                        <w:t xml:space="preserve"> 500 </w:t>
+                        <w:t/>
+                      </w:r>
+                      <w:r>
+                        <w:rPr>
+                          <w:rFonts w:ascii="Zetta Serif Book" w:hAnsi="Zetta Serif Book"/>
+                          <w:color w:val="404040" w:themeColor="text1" w:themeTint="BF"/>
+                          <w:sz w:val="18"/>
+                          <w:szCs w:val="18"/>
+                        </w:rPr>
+                        <w:t xml:space="preserve"/>
                       </w:r>
                       <w:proofErr w:type="spellStart"/>
                       <w:r>
@@ -3660,7 +3660,7 @@
                           <w:sz w:val="16"/>
                           <w:szCs w:val="16"/>
                         </w:rPr>
-                        <w:t>lf</w:t>
+                        <w:t/>
                       </w:r>
                       <w:proofErr w:type="spellEnd"/>
                       <w:r>
@@ -3670,7 +3670,7 @@
                           <w:sz w:val="16"/>
                           <w:szCs w:val="16"/>
                         </w:rPr>
-                        <w:t xml:space="preserve"> </w:t>
+                        <w:t xml:space="preserve"/>
                       </w:r>
                       <w:r>
                         <w:rPr>
@@ -3679,7 +3679,7 @@
                           <w:sz w:val="17"/>
                           <w:szCs w:val="17"/>
                         </w:rPr>
-                        <w:t xml:space="preserve">of integral base </w:t>
+                        <w:t xml:space="preserve"/>
                       </w:r>
                       <w:r>
                         <w:rPr>
@@ -3688,7 +3688,7 @@
                           <w:sz w:val="17"/>
                           <w:szCs w:val="17"/>
                         </w:rPr>
-                        <w:t xml:space="preserve">per </w:t>
+                        <w:t xml:space="preserve"/>
                       </w:r>
                       <w:r>
                         <w:rPr>
@@ -3697,7 +3697,7 @@
                           <w:sz w:val="17"/>
                           <w:szCs w:val="17"/>
                         </w:rPr>
-                        <w:t xml:space="preserve">the </w:t>
+                        <w:t xml:space="preserve"/>
                       </w:r>
                       <w:r>
                         <w:rPr>
@@ -3706,7 +3706,7 @@
                           <w:sz w:val="17"/>
                           <w:szCs w:val="17"/>
                         </w:rPr>
-                        <w:t>F</w:t>
+                        <w:t/>
                       </w:r>
                       <w:r>
                         <w:rPr>
@@ -3715,7 +3715,7 @@
                           <w:sz w:val="17"/>
                           <w:szCs w:val="17"/>
                         </w:rPr>
-                        <w:t xml:space="preserve">inish </w:t>
+                        <w:t xml:space="preserve"/>
                       </w:r>
                       <w:r>
                         <w:rPr>
@@ -3724,7 +3724,7 @@
                           <w:sz w:val="17"/>
                           <w:szCs w:val="17"/>
                         </w:rPr>
-                        <w:t>S</w:t>
+                        <w:t/>
                       </w:r>
                       <w:r>
                         <w:rPr>
@@ -3733,7 +3733,7 @@
                           <w:sz w:val="17"/>
                           <w:szCs w:val="17"/>
                         </w:rPr>
-                        <w:t xml:space="preserve">chedule </w:t>
+                        <w:t xml:space="preserve"/>
                       </w:r>
                       <w:r>
                         <w:rPr>
@@ -3742,16 +3742,16 @@
                           <w:sz w:val="17"/>
                           <w:szCs w:val="17"/>
                         </w:rPr>
-                        <w:t>on</w:t>
-                      </w:r>
-                      <w:r>
-                        <w:rPr>
-                          <w:rFonts w:ascii="Zetta Serif Book" w:hAnsi="Zetta Serif Book"/>
-                          <w:color w:val="404040" w:themeColor="text1" w:themeTint="BF"/>
-                          <w:sz w:val="18"/>
-                          <w:szCs w:val="18"/>
-                        </w:rPr>
-                        <w:t xml:space="preserve"> </w:t>
+                        <w:t/>
+                      </w:r>
+                      <w:r>
+                        <w:rPr>
+                          <w:rFonts w:ascii="Zetta Serif Book" w:hAnsi="Zetta Serif Book"/>
+                          <w:color w:val="404040" w:themeColor="text1" w:themeTint="BF"/>
+                          <w:sz w:val="18"/>
+                          <w:szCs w:val="18"/>
+                        </w:rPr>
+                        <w:t xml:space="preserve"/>
                       </w:r>
                       <w:r>
                         <w:rPr>
@@ -3761,7 +3761,7 @@
                           <w:szCs w:val="18"/>
                           <w:highlight w:val="yellow"/>
                         </w:rPr>
-                        <w:t>A9</w:t>
+                        <w:t/>
                       </w:r>
                       <w:r>
                         <w:rPr>
@@ -3771,7 +3771,7 @@
                           <w:szCs w:val="18"/>
                           <w:highlight w:val="yellow"/>
                         </w:rPr>
-                        <w:t>00</w:t>
+                        <w:t/>
                       </w:r>
                     </w:p>
                     <w:p>
@@ -5081,16 +5081,16 @@
                                 <w:sz w:val="20"/>
                                 <w:szCs w:val="20"/>
                               </w:rPr>
-                              <w:t xml:space="preserve">$x </w:t>
-                            </w:r>
-                            <w:r>
-                              <w:rPr>
-                                <w:rFonts w:ascii="Zetta Serif Book" w:hAnsi="Zetta Serif Book"/>
-                                <w:color w:val="404040" w:themeColor="text1" w:themeTint="BF"/>
-                                <w:sz w:val="18"/>
-                                <w:szCs w:val="18"/>
-                              </w:rPr>
-                              <w:t xml:space="preserve">– Resinous floor &amp; integral cove base as described above </w:t>
+                              <w:t xml:space="preserve">{{base_bid_formatted}} – Resinous floor &amp;amp; integral cove base as described above {{base_tax_phrase}}</w:t>
+                            </w:r>
+                            <w:r>
+                              <w:rPr>
+                                <w:rFonts w:ascii="Zetta Serif Book" w:hAnsi="Zetta Serif Book"/>
+                                <w:color w:val="404040" w:themeColor="text1" w:themeTint="BF"/>
+                                <w:sz w:val="18"/>
+                                <w:szCs w:val="18"/>
+                              </w:rPr>
+                              <w:t xml:space="preserve"/>
                             </w:r>
                             <w:r>
                               <w:rPr>
@@ -5101,7 +5101,7 @@
                                 <w:sz w:val="18"/>
                                 <w:szCs w:val="18"/>
                               </w:rPr>
-                              <w:t>(</w:t>
+                              <w:t/>
                             </w:r>
                             <w:r>
                               <w:rPr>
@@ -5112,7 +5112,7 @@
                                 <w:sz w:val="17"/>
                                 <w:szCs w:val="17"/>
                               </w:rPr>
-                              <w:t xml:space="preserve">material sales </w:t>
+                              <w:t xml:space="preserve"/>
                             </w:r>
                             <w:r>
                               <w:rPr>
@@ -5123,7 +5123,7 @@
                                 <w:sz w:val="17"/>
                                 <w:szCs w:val="17"/>
                               </w:rPr>
-                              <w:t>tax</w:t>
+                              <w:t/>
                             </w:r>
                             <w:r>
                               <w:rPr>
@@ -5134,7 +5134,7 @@
                                 <w:sz w:val="18"/>
                                 <w:szCs w:val="18"/>
                               </w:rPr>
-                              <w:t xml:space="preserve"> </w:t>
+                              <w:t xml:space="preserve"/>
                             </w:r>
                             <w:r>
                               <w:rPr>
@@ -5147,7 +5147,7 @@
                                 <w:highlight w:val="yellow"/>
                                 <w:u w:val="single"/>
                               </w:rPr>
-                              <w:t>IN</w:t>
+                              <w:t/>
                             </w:r>
                             <w:r>
                               <w:rPr>
@@ -5159,7 +5159,7 @@
                                 <w:szCs w:val="18"/>
                                 <w:highlight w:val="yellow"/>
                               </w:rPr>
-                              <w:t>CLUDED</w:t>
+                              <w:t/>
                             </w:r>
                             <w:r>
                               <w:rPr>
@@ -5170,7 +5170,7 @@
                                 <w:sz w:val="18"/>
                                 <w:szCs w:val="18"/>
                               </w:rPr>
-                              <w:t>)</w:t>
+                              <w:t/>
                             </w:r>
                           </w:p>
                           <w:p>
@@ -5196,7 +5196,7 @@
                                 <w:szCs w:val="18"/>
                                 <w:highlight w:val="yellow"/>
                               </w:rPr>
-                              <w:t>$</w:t>
+                              <w:t xml:space="preserve">{{material_tax_formatted}} – Material Sales Tax</w:t>
                             </w:r>
                             <w:r>
                               <w:rPr>
@@ -5206,7 +5206,7 @@
                                 <w:szCs w:val="18"/>
                                 <w:highlight w:val="yellow"/>
                               </w:rPr>
-                              <w:t xml:space="preserve">  </w:t>
+                              <w:t xml:space="preserve"/>
                             </w:r>
                             <w:r>
                               <w:rPr>
@@ -5216,7 +5216,7 @@
                                 <w:szCs w:val="18"/>
                                 <w:highlight w:val="yellow"/>
                               </w:rPr>
-                              <w:t>x –</w:t>
+                              <w:t/>
                             </w:r>
                             <w:r>
                               <w:rPr>
@@ -5226,7 +5226,7 @@
                                 <w:szCs w:val="18"/>
                                 <w:highlight w:val="yellow"/>
                               </w:rPr>
-                              <w:t xml:space="preserve"> </w:t>
+                              <w:t xml:space="preserve"/>
                             </w:r>
                             <w:r>
                               <w:rPr>
@@ -5236,7 +5236,7 @@
                                 <w:szCs w:val="18"/>
                                 <w:highlight w:val="yellow"/>
                               </w:rPr>
-                              <w:t>M</w:t>
+                              <w:t/>
                             </w:r>
                             <w:r>
                               <w:rPr>
@@ -5246,7 +5246,7 @@
                                 <w:szCs w:val="18"/>
                                 <w:highlight w:val="yellow"/>
                               </w:rPr>
-                              <w:t>a</w:t>
+                              <w:t/>
                             </w:r>
                             <w:r>
                               <w:rPr>
@@ -5256,16 +5256,16 @@
                                 <w:szCs w:val="18"/>
                                 <w:highlight w:val="yellow"/>
                               </w:rPr>
-                              <w:t>terial Sales</w:t>
-                            </w:r>
-                            <w:r>
-                              <w:rPr>
-                                <w:rFonts w:ascii="Zetta Serif Book" w:hAnsi="Zetta Serif Book"/>
-                                <w:color w:val="404040" w:themeColor="text1" w:themeTint="BF"/>
-                                <w:sz w:val="18"/>
-                                <w:szCs w:val="18"/>
-                              </w:rPr>
-                              <w:t xml:space="preserve"> Tax</w:t>
+                              <w:t/>
+                            </w:r>
+                            <w:r>
+                              <w:rPr>
+                                <w:rFonts w:ascii="Zetta Serif Book" w:hAnsi="Zetta Serif Book"/>
+                                <w:color w:val="404040" w:themeColor="text1" w:themeTint="BF"/>
+                                <w:sz w:val="18"/>
+                                <w:szCs w:val="18"/>
+                              </w:rPr>
+                              <w:t xml:space="preserve"/>
                             </w:r>
                           </w:p>
                           <w:p>
@@ -5292,7 +5292,7 @@
                                 <w:highlight w:val="yellow"/>
                                 <w:u w:val="single"/>
                               </w:rPr>
-                              <w:t>$</w:t>
+                              <w:t xml:space="preserve">{{tax_amount_formatted}} – Remodel Tax</w:t>
                             </w:r>
                             <w:r>
                               <w:rPr>
@@ -5303,7 +5303,7 @@
                                 <w:highlight w:val="yellow"/>
                                 <w:u w:val="single"/>
                               </w:rPr>
-                              <w:t xml:space="preserve">  </w:t>
+                              <w:t xml:space="preserve"/>
                             </w:r>
                             <w:r>
                               <w:rPr>
@@ -5314,7 +5314,7 @@
                                 <w:highlight w:val="yellow"/>
                                 <w:u w:val="single"/>
                               </w:rPr>
-                              <w:t xml:space="preserve">x </w:t>
+                              <w:t xml:space="preserve"/>
                             </w:r>
                             <w:r>
                               <w:rPr>
@@ -5324,16 +5324,16 @@
                                 <w:szCs w:val="18"/>
                                 <w:highlight w:val="yellow"/>
                               </w:rPr>
-                              <w:t>– Kansas</w:t>
-                            </w:r>
-                            <w:r>
-                              <w:rPr>
-                                <w:rFonts w:ascii="Zetta Serif Book" w:hAnsi="Zetta Serif Book"/>
-                                <w:color w:val="404040" w:themeColor="text1" w:themeTint="BF"/>
-                                <w:sz w:val="18"/>
-                                <w:szCs w:val="18"/>
-                              </w:rPr>
-                              <w:t xml:space="preserve"> Remodel Tax</w:t>
+                              <w:t/>
+                            </w:r>
+                            <w:r>
+                              <w:rPr>
+                                <w:rFonts w:ascii="Zetta Serif Book" w:hAnsi="Zetta Serif Book"/>
+                                <w:color w:val="404040" w:themeColor="text1" w:themeTint="BF"/>
+                                <w:sz w:val="18"/>
+                                <w:szCs w:val="18"/>
+                              </w:rPr>
+                              <w:t xml:space="preserve"/>
                             </w:r>
                           </w:p>
                           <w:p>
@@ -5357,16 +5357,16 @@
                                 <w:sz w:val="20"/>
                                 <w:szCs w:val="20"/>
                               </w:rPr>
-                              <w:t xml:space="preserve">$x </w:t>
-                            </w:r>
-                            <w:r>
-                              <w:rPr>
-                                <w:rFonts w:ascii="Zetta Serif Book" w:hAnsi="Zetta Serif Book"/>
-                                <w:color w:val="404040" w:themeColor="text1" w:themeTint="BF"/>
-                                <w:sz w:val="18"/>
-                                <w:szCs w:val="18"/>
-                              </w:rPr>
-                              <w:t>– Total</w:t>
+                              <w:t xml:space="preserve">{{total_formatted}} – Total</w:t>
+                            </w:r>
+                            <w:r>
+                              <w:rPr>
+                                <w:rFonts w:ascii="Zetta Serif Book" w:hAnsi="Zetta Serif Book"/>
+                                <w:color w:val="404040" w:themeColor="text1" w:themeTint="BF"/>
+                                <w:sz w:val="18"/>
+                                <w:szCs w:val="18"/>
+                              </w:rPr>
+                              <w:t/>
                             </w:r>
                           </w:p>
                           <w:p>
@@ -6036,16 +6036,16 @@
                           <w:sz w:val="20"/>
                           <w:szCs w:val="20"/>
                         </w:rPr>
-                        <w:t xml:space="preserve">$x </w:t>
-                      </w:r>
-                      <w:r>
-                        <w:rPr>
-                          <w:rFonts w:ascii="Zetta Serif Book" w:hAnsi="Zetta Serif Book"/>
-                          <w:color w:val="404040" w:themeColor="text1" w:themeTint="BF"/>
-                          <w:sz w:val="18"/>
-                          <w:szCs w:val="18"/>
-                        </w:rPr>
-                        <w:t xml:space="preserve">– Resinous floor &amp; integral cove base as described above </w:t>
+                        <w:t xml:space="preserve">{{base_bid_formatted}} – Resinous floor &amp;amp; integral cove base as described above {{base_tax_phrase}}</w:t>
+                      </w:r>
+                      <w:r>
+                        <w:rPr>
+                          <w:rFonts w:ascii="Zetta Serif Book" w:hAnsi="Zetta Serif Book"/>
+                          <w:color w:val="404040" w:themeColor="text1" w:themeTint="BF"/>
+                          <w:sz w:val="18"/>
+                          <w:szCs w:val="18"/>
+                        </w:rPr>
+                        <w:t xml:space="preserve"/>
                       </w:r>
                       <w:r>
                         <w:rPr>
@@ -6056,7 +6056,7 @@
                           <w:sz w:val="18"/>
                           <w:szCs w:val="18"/>
                         </w:rPr>
-                        <w:t>(</w:t>
+                        <w:t/>
                       </w:r>
                       <w:r>
                         <w:rPr>
@@ -6067,7 +6067,7 @@
                           <w:sz w:val="17"/>
                           <w:szCs w:val="17"/>
                         </w:rPr>
-                        <w:t xml:space="preserve">material sales </w:t>
+                        <w:t xml:space="preserve"/>
                       </w:r>
                       <w:r>
                         <w:rPr>
@@ -6078,7 +6078,7 @@
                           <w:sz w:val="17"/>
                           <w:szCs w:val="17"/>
                         </w:rPr>
-                        <w:t>tax</w:t>
+                        <w:t/>
                       </w:r>
                       <w:r>
                         <w:rPr>
@@ -6089,7 +6089,7 @@
                           <w:sz w:val="18"/>
                           <w:szCs w:val="18"/>
                         </w:rPr>
-                        <w:t xml:space="preserve"> </w:t>
+                        <w:t xml:space="preserve"/>
                       </w:r>
                       <w:r>
                         <w:rPr>
@@ -6102,7 +6102,7 @@
                           <w:highlight w:val="yellow"/>
                           <w:u w:val="single"/>
                         </w:rPr>
-                        <w:t>IN</w:t>
+                        <w:t/>
                       </w:r>
                       <w:r>
                         <w:rPr>
@@ -6114,7 +6114,7 @@
                           <w:szCs w:val="18"/>
                           <w:highlight w:val="yellow"/>
                         </w:rPr>
-                        <w:t>CLUDED</w:t>
+                        <w:t/>
                       </w:r>
                       <w:r>
                         <w:rPr>
@@ -6125,7 +6125,7 @@
                           <w:sz w:val="18"/>
                           <w:szCs w:val="18"/>
                         </w:rPr>
-                        <w:t>)</w:t>
+                        <w:t/>
                       </w:r>
                     </w:p>
                     <w:p>
@@ -6151,7 +6151,7 @@
                           <w:szCs w:val="18"/>
                           <w:highlight w:val="yellow"/>
                         </w:rPr>
-                        <w:t>$</w:t>
+                        <w:t xml:space="preserve">{{material_tax_formatted}} – Material Sales Tax</w:t>
                       </w:r>
                       <w:r>
                         <w:rPr>
@@ -6161,7 +6161,7 @@
                           <w:szCs w:val="18"/>
                           <w:highlight w:val="yellow"/>
                         </w:rPr>
-                        <w:t xml:space="preserve">  </w:t>
+                        <w:t xml:space="preserve"/>
                       </w:r>
                       <w:r>
                         <w:rPr>
@@ -6171,7 +6171,7 @@
                           <w:szCs w:val="18"/>
                           <w:highlight w:val="yellow"/>
                         </w:rPr>
-                        <w:t>x –</w:t>
+                        <w:t/>
                       </w:r>
                       <w:r>
                         <w:rPr>
@@ -6181,7 +6181,7 @@
                           <w:szCs w:val="18"/>
                           <w:highlight w:val="yellow"/>
                         </w:rPr>
-                        <w:t xml:space="preserve"> </w:t>
+                        <w:t xml:space="preserve"/>
                       </w:r>
                       <w:r>
                         <w:rPr>
@@ -6191,7 +6191,7 @@
                           <w:szCs w:val="18"/>
                           <w:highlight w:val="yellow"/>
                         </w:rPr>
-                        <w:t>M</w:t>
+                        <w:t/>
                       </w:r>
                       <w:r>
                         <w:rPr>
@@ -6201,7 +6201,7 @@
                           <w:szCs w:val="18"/>
                           <w:highlight w:val="yellow"/>
                         </w:rPr>
-                        <w:t>a</w:t>
+                        <w:t/>
                       </w:r>
                       <w:r>
                         <w:rPr>
@@ -6211,16 +6211,16 @@
                           <w:szCs w:val="18"/>
                           <w:highlight w:val="yellow"/>
                         </w:rPr>
-                        <w:t>terial Sales</w:t>
-                      </w:r>
-                      <w:r>
-                        <w:rPr>
-                          <w:rFonts w:ascii="Zetta Serif Book" w:hAnsi="Zetta Serif Book"/>
-                          <w:color w:val="404040" w:themeColor="text1" w:themeTint="BF"/>
-                          <w:sz w:val="18"/>
-                          <w:szCs w:val="18"/>
-                        </w:rPr>
-                        <w:t xml:space="preserve"> Tax</w:t>
+                        <w:t/>
+                      </w:r>
+                      <w:r>
+                        <w:rPr>
+                          <w:rFonts w:ascii="Zetta Serif Book" w:hAnsi="Zetta Serif Book"/>
+                          <w:color w:val="404040" w:themeColor="text1" w:themeTint="BF"/>
+                          <w:sz w:val="18"/>
+                          <w:szCs w:val="18"/>
+                        </w:rPr>
+                        <w:t xml:space="preserve"/>
                       </w:r>
                     </w:p>
                     <w:p>
@@ -6247,7 +6247,7 @@
                           <w:highlight w:val="yellow"/>
                           <w:u w:val="single"/>
                         </w:rPr>
-                        <w:t>$</w:t>
+                        <w:t xml:space="preserve">{{tax_amount_formatted}} – Remodel Tax</w:t>
                       </w:r>
                       <w:r>
                         <w:rPr>
@@ -6258,7 +6258,7 @@
                           <w:highlight w:val="yellow"/>
                           <w:u w:val="single"/>
                         </w:rPr>
-                        <w:t xml:space="preserve">  </w:t>
+                        <w:t xml:space="preserve"/>
                       </w:r>
                       <w:r>
                         <w:rPr>
@@ -6269,7 +6269,7 @@
                           <w:highlight w:val="yellow"/>
                           <w:u w:val="single"/>
                         </w:rPr>
-                        <w:t xml:space="preserve">x </w:t>
+                        <w:t xml:space="preserve"/>
                       </w:r>
                       <w:r>
                         <w:rPr>
@@ -6279,16 +6279,16 @@
                           <w:szCs w:val="18"/>
                           <w:highlight w:val="yellow"/>
                         </w:rPr>
-                        <w:t>– Kansas</w:t>
-                      </w:r>
-                      <w:r>
-                        <w:rPr>
-                          <w:rFonts w:ascii="Zetta Serif Book" w:hAnsi="Zetta Serif Book"/>
-                          <w:color w:val="404040" w:themeColor="text1" w:themeTint="BF"/>
-                          <w:sz w:val="18"/>
-                          <w:szCs w:val="18"/>
-                        </w:rPr>
-                        <w:t xml:space="preserve"> Remodel Tax</w:t>
+                        <w:t/>
+                      </w:r>
+                      <w:r>
+                        <w:rPr>
+                          <w:rFonts w:ascii="Zetta Serif Book" w:hAnsi="Zetta Serif Book"/>
+                          <w:color w:val="404040" w:themeColor="text1" w:themeTint="BF"/>
+                          <w:sz w:val="18"/>
+                          <w:szCs w:val="18"/>
+                        </w:rPr>
+                        <w:t xml:space="preserve"/>
                       </w:r>
                     </w:p>
                     <w:p>
@@ -6312,16 +6312,16 @@
                           <w:sz w:val="20"/>
                           <w:szCs w:val="20"/>
                         </w:rPr>
-                        <w:t xml:space="preserve">$x </w:t>
-                      </w:r>
-                      <w:r>
-                        <w:rPr>
-                          <w:rFonts w:ascii="Zetta Serif Book" w:hAnsi="Zetta Serif Book"/>
-                          <w:color w:val="404040" w:themeColor="text1" w:themeTint="BF"/>
-                          <w:sz w:val="18"/>
-                          <w:szCs w:val="18"/>
-                        </w:rPr>
-                        <w:t>– Total</w:t>
+                        <w:t xml:space="preserve">{{total_formatted}} – Total</w:t>
+                      </w:r>
+                      <w:r>
+                        <w:rPr>
+                          <w:rFonts w:ascii="Zetta Serif Book" w:hAnsi="Zetta Serif Book"/>
+                          <w:color w:val="404040" w:themeColor="text1" w:themeTint="BF"/>
+                          <w:sz w:val="18"/>
+                          <w:szCs w:val="18"/>
+                        </w:rPr>
+                        <w:t/>
                       </w:r>
                     </w:p>
                     <w:p>

--- a/backend/templates/GC/xx TREADWELL RESINOUS PROPOSAL - xx.docx
+++ b/backend/templates/GC/xx TREADWELL RESINOUS PROPOSAL - xx.docx
@@ -1765,7 +1765,7 @@
                                 <w:sz w:val="18"/>
                                 <w:szCs w:val="18"/>
                               </w:rPr>
-                              <w:t xml:space="preserve"> </w:t>
+                              <w:t xml:space="preserve"> {{scope_notes}}</w:t>
                             </w:r>
                             <w:r>
                               <w:rPr>
@@ -1783,25 +1783,25 @@
                                 <w:sz w:val="18"/>
                                 <w:szCs w:val="18"/>
                               </w:rPr>
-                              <w:t>P</w:t>
-                            </w:r>
-                            <w:r>
-                              <w:rPr>
-                                <w:rFonts w:ascii="Zetta Serif Book" w:hAnsi="Zetta Serif Book"/>
-                                <w:color w:val="404040" w:themeColor="text1" w:themeTint="BF"/>
-                                <w:sz w:val="18"/>
-                                <w:szCs w:val="18"/>
-                              </w:rPr>
-                              <w:t>erform relative humidity test on concrete sl</w:t>
-                            </w:r>
-                            <w:r>
-                              <w:rPr>
-                                <w:rFonts w:ascii="Zetta Serif Book" w:hAnsi="Zetta Serif Book"/>
-                                <w:color w:val="404040" w:themeColor="text1" w:themeTint="BF"/>
-                                <w:sz w:val="18"/>
-                                <w:szCs w:val="18"/>
-                              </w:rPr>
-                              <w:t>ab prior to installation (</w:t>
+                              <w:t/>
+                            </w:r>
+                            <w:r>
+                              <w:rPr>
+                                <w:rFonts w:ascii="Zetta Serif Book" w:hAnsi="Zetta Serif Book"/>
+                                <w:color w:val="404040" w:themeColor="text1" w:themeTint="BF"/>
+                                <w:sz w:val="18"/>
+                                <w:szCs w:val="18"/>
+                              </w:rPr>
+                              <w:t/>
+                            </w:r>
+                            <w:r>
+                              <w:rPr>
+                                <w:rFonts w:ascii="Zetta Serif Book" w:hAnsi="Zetta Serif Book"/>
+                                <w:color w:val="404040" w:themeColor="text1" w:themeTint="BF"/>
+                                <w:sz w:val="18"/>
+                                <w:szCs w:val="18"/>
+                              </w:rPr>
+                              <w:t/>
                             </w:r>
                             <w:r>
                               <w:rPr>
@@ -1810,497 +1810,16 @@
                                 <w:sz w:val="17"/>
                                 <w:szCs w:val="17"/>
                               </w:rPr>
-                              <w:t>if required</w:t>
-                            </w:r>
-                            <w:r>
-                              <w:rPr>
-                                <w:rFonts w:ascii="Zetta Serif Book" w:hAnsi="Zetta Serif Book"/>
-                                <w:color w:val="404040" w:themeColor="text1" w:themeTint="BF"/>
-                                <w:sz w:val="18"/>
-                                <w:szCs w:val="18"/>
-                              </w:rPr>
-                              <w:t>)</w:t>
-                            </w:r>
-                          </w:p>
-                          <w:p>
-                            <w:pPr>
-                              <w:pStyle w:val="ListParagraph"/>
-                              <w:tabs>
-                                <w:tab w:val="left" w:pos="1080"/>
-                              </w:tabs>
-                              <w:spacing w:line="276" w:lineRule="auto"/>
-                              <w:ind w:left="288"/>
-                              <w:rPr>
-                                <w:rFonts w:ascii="Zetta Serif Book" w:hAnsi="Zetta Serif Book"/>
-                                <w:color w:val="404040" w:themeColor="text1" w:themeTint="BF"/>
-                                <w:sz w:val="18"/>
-                                <w:szCs w:val="18"/>
-                              </w:rPr>
-                            </w:pPr>
-                            <w:r>
-                              <w:rPr>
-                                <w:rFonts w:ascii="Zetta Serif Book" w:hAnsi="Zetta Serif Book"/>
-                                <w:color w:val="404040" w:themeColor="text1" w:themeTint="BF"/>
-                                <w:sz w:val="18"/>
-                                <w:szCs w:val="18"/>
-                              </w:rPr>
-                              <w:tab/>
-                            </w:r>
-                            <w:r>
-                              <w:rPr>
-                                <w:rFonts w:ascii="Zetta Serif Book" w:hAnsi="Zetta Serif Book"/>
-                                <w:color w:val="404040" w:themeColor="text1" w:themeTint="BF"/>
-                                <w:sz w:val="18"/>
-                                <w:szCs w:val="18"/>
-                              </w:rPr>
-                              <w:t>Prepare</w:t>
-                            </w:r>
-                            <w:r>
-                              <w:rPr>
-                                <w:rFonts w:ascii="Zetta Serif Book" w:hAnsi="Zetta Serif Book"/>
-                                <w:b/>
-                                <w:color w:val="404040" w:themeColor="text1" w:themeTint="BF"/>
-                                <w:sz w:val="18"/>
-                                <w:szCs w:val="18"/>
-                              </w:rPr>
-                              <w:t xml:space="preserve"> </w:t>
-                            </w:r>
-                            <w:r>
-                              <w:rPr>
-                                <w:rFonts w:ascii="Zetta Serif Book" w:hAnsi="Zetta Serif Book"/>
-                                <w:color w:val="404040" w:themeColor="text1" w:themeTint="BF"/>
-                                <w:sz w:val="18"/>
-                                <w:szCs w:val="18"/>
-                              </w:rPr>
-                              <w:t>substrate surface profile utilizing mechanical means (</w:t>
-                            </w:r>
-                            <w:r>
-                              <w:rPr>
-                                <w:rFonts w:ascii="Zetta Serif Book" w:hAnsi="Zetta Serif Book"/>
-                                <w:color w:val="404040" w:themeColor="text1" w:themeTint="BF"/>
-                                <w:sz w:val="17"/>
-                                <w:szCs w:val="17"/>
-                              </w:rPr>
-                              <w:t>grinding or shot blasting</w:t>
-                            </w:r>
-                            <w:r>
-                              <w:rPr>
-                                <w:rFonts w:ascii="Zetta Serif Book" w:hAnsi="Zetta Serif Book"/>
-                                <w:color w:val="404040" w:themeColor="text1" w:themeTint="BF"/>
-                                <w:sz w:val="18"/>
-                                <w:szCs w:val="18"/>
-                              </w:rPr>
-                              <w:t>)</w:t>
-                            </w:r>
-                          </w:p>
-                          <w:p>
-                            <w:pPr>
-                              <w:tabs>
-                                <w:tab w:val="left" w:pos="1080"/>
-                              </w:tabs>
-                              <w:spacing w:line="276" w:lineRule="auto"/>
-                              <w:ind w:left="1080"/>
-                              <w:rPr>
-                                <w:rFonts w:ascii="Zetta Serif Book" w:hAnsi="Zetta Serif Book"/>
-                                <w:color w:val="404040" w:themeColor="text1" w:themeTint="BF"/>
-                                <w:sz w:val="18"/>
-                                <w:szCs w:val="18"/>
-                              </w:rPr>
-                            </w:pPr>
-                            <w:r>
-                              <w:rPr>
-                                <w:rFonts w:ascii="Zetta Serif Book" w:hAnsi="Zetta Serif Book"/>
-                                <w:color w:val="404040" w:themeColor="text1" w:themeTint="BF"/>
-                                <w:sz w:val="18"/>
-                                <w:szCs w:val="18"/>
-                              </w:rPr>
-                              <w:t>Prep substrate (</w:t>
-                            </w:r>
-                            <w:r>
-                              <w:rPr>
-                                <w:rFonts w:ascii="Zetta Serif Book" w:hAnsi="Zetta Serif Book"/>
-                                <w:color w:val="404040" w:themeColor="text1" w:themeTint="BF"/>
-                                <w:sz w:val="15"/>
-                                <w:szCs w:val="15"/>
-                              </w:rPr>
-                              <w:t>includ</w:t>
-                            </w:r>
-                            <w:r>
-                              <w:rPr>
-                                <w:rFonts w:ascii="Zetta Serif Book" w:hAnsi="Zetta Serif Book"/>
-                                <w:color w:val="404040" w:themeColor="text1" w:themeTint="BF"/>
-                                <w:sz w:val="15"/>
-                                <w:szCs w:val="15"/>
-                              </w:rPr>
-                              <w:t>e</w:t>
-                            </w:r>
-                            <w:r>
-                              <w:rPr>
-                                <w:rFonts w:ascii="Zetta Serif Book" w:hAnsi="Zetta Serif Book"/>
-                                <w:color w:val="404040" w:themeColor="text1" w:themeTint="BF"/>
-                                <w:sz w:val="15"/>
-                                <w:szCs w:val="15"/>
-                              </w:rPr>
-                              <w:t>s</w:t>
-                            </w:r>
-                            <w:r>
-                              <w:rPr>
-                                <w:rFonts w:ascii="Zetta Serif Book" w:hAnsi="Zetta Serif Book"/>
-                                <w:color w:val="404040" w:themeColor="text1" w:themeTint="BF"/>
-                                <w:sz w:val="16"/>
-                                <w:szCs w:val="16"/>
-                              </w:rPr>
-                              <w:t xml:space="preserve"> </w:t>
-                            </w:r>
-                            <w:r>
-                              <w:rPr>
-                                <w:rFonts w:ascii="Zetta Serif Book" w:hAnsi="Zetta Serif Book"/>
-                                <w:color w:val="404040" w:themeColor="text1" w:themeTint="BF"/>
-                                <w:sz w:val="15"/>
-                                <w:szCs w:val="15"/>
-                              </w:rPr>
-                              <w:t xml:space="preserve">patch of </w:t>
-                            </w:r>
-                            <w:r>
-                              <w:rPr>
-                                <w:rFonts w:ascii="Zetta Serif Book" w:hAnsi="Zetta Serif Book"/>
-                                <w:color w:val="404040" w:themeColor="text1" w:themeTint="BF"/>
-                                <w:sz w:val="16"/>
-                                <w:szCs w:val="16"/>
-                                <w:u w:val="single"/>
-                              </w:rPr>
-                              <w:t>minor</w:t>
-                            </w:r>
-                            <w:r>
-                              <w:rPr>
-                                <w:rFonts w:ascii="Zetta Serif Book" w:hAnsi="Zetta Serif Book"/>
-                                <w:color w:val="404040" w:themeColor="text1" w:themeTint="BF"/>
-                                <w:sz w:val="15"/>
-                                <w:szCs w:val="15"/>
-                              </w:rPr>
-                              <w:t xml:space="preserve"> s</w:t>
-                            </w:r>
-                            <w:r>
-                              <w:rPr>
-                                <w:rFonts w:ascii="Zetta Serif Book" w:hAnsi="Zetta Serif Book"/>
-                                <w:color w:val="404040" w:themeColor="text1" w:themeTint="BF"/>
-                                <w:sz w:val="15"/>
-                                <w:szCs w:val="15"/>
-                              </w:rPr>
-                              <w:t xml:space="preserve">ubstrate defects </w:t>
-                            </w:r>
-                            <w:r>
-                              <w:rPr>
-                                <w:rFonts w:ascii="Zetta Serif Book" w:hAnsi="Zetta Serif Book"/>
-                                <w:color w:val="404040" w:themeColor="text1" w:themeTint="BF"/>
-                                <w:sz w:val="15"/>
-                                <w:szCs w:val="15"/>
-                              </w:rPr>
-                              <w:t>i.e.,</w:t>
-                            </w:r>
-                            <w:r>
-                              <w:rPr>
-                                <w:rFonts w:ascii="Zetta Serif Book" w:hAnsi="Zetta Serif Book"/>
-                                <w:color w:val="404040" w:themeColor="text1" w:themeTint="BF"/>
-                                <w:sz w:val="15"/>
-                                <w:szCs w:val="15"/>
-                              </w:rPr>
-                              <w:t xml:space="preserve"> </w:t>
-                            </w:r>
-                            <w:r>
-                              <w:rPr>
-                                <w:rFonts w:ascii="Zetta Serif Book" w:hAnsi="Zetta Serif Book"/>
-                                <w:color w:val="404040" w:themeColor="text1" w:themeTint="BF"/>
-                                <w:sz w:val="16"/>
-                                <w:szCs w:val="16"/>
-                              </w:rPr>
-                              <w:t>cracks</w:t>
-                            </w:r>
-                            <w:r>
-                              <w:rPr>
-                                <w:rFonts w:ascii="Zetta Serif Book" w:hAnsi="Zetta Serif Book"/>
-                                <w:color w:val="404040" w:themeColor="text1" w:themeTint="BF"/>
-                                <w:sz w:val="15"/>
-                                <w:szCs w:val="15"/>
-                              </w:rPr>
-                              <w:t xml:space="preserve">, </w:t>
-                            </w:r>
-                            <w:r>
-                              <w:rPr>
-                                <w:rFonts w:ascii="Zetta Serif Book" w:hAnsi="Zetta Serif Book"/>
-                                <w:color w:val="404040" w:themeColor="text1" w:themeTint="BF"/>
-                                <w:sz w:val="16"/>
-                                <w:szCs w:val="16"/>
-                              </w:rPr>
-                              <w:t>non-moving joints</w:t>
-                            </w:r>
-                            <w:r>
-                              <w:rPr>
-                                <w:rFonts w:ascii="Zetta Serif Book" w:hAnsi="Zetta Serif Book"/>
-                                <w:color w:val="404040" w:themeColor="text1" w:themeTint="BF"/>
-                                <w:sz w:val="15"/>
-                                <w:szCs w:val="15"/>
-                              </w:rPr>
-                              <w:t xml:space="preserve">, </w:t>
-                            </w:r>
-                            <w:r>
-                              <w:rPr>
-                                <w:rFonts w:ascii="Zetta Serif Book" w:hAnsi="Zetta Serif Book"/>
-                                <w:color w:val="404040" w:themeColor="text1" w:themeTint="BF"/>
-                                <w:sz w:val="16"/>
-                                <w:szCs w:val="16"/>
-                              </w:rPr>
-                              <w:t>divots</w:t>
-                            </w:r>
-                            <w:r>
-                              <w:rPr>
-                                <w:rFonts w:ascii="Zetta Serif Book" w:hAnsi="Zetta Serif Book"/>
-                                <w:color w:val="404040" w:themeColor="text1" w:themeTint="BF"/>
-                                <w:sz w:val="15"/>
-                                <w:szCs w:val="15"/>
-                              </w:rPr>
-                              <w:t xml:space="preserve">, &amp; </w:t>
-                            </w:r>
-                            <w:r>
-                              <w:rPr>
-                                <w:rFonts w:ascii="Zetta Serif Book" w:hAnsi="Zetta Serif Book"/>
-                                <w:color w:val="404040" w:themeColor="text1" w:themeTint="BF"/>
-                                <w:sz w:val="16"/>
-                                <w:szCs w:val="16"/>
-                              </w:rPr>
-                              <w:t>spall</w:t>
-                            </w:r>
-                            <w:r>
-                              <w:rPr>
-                                <w:rFonts w:ascii="Zetta Serif Book" w:hAnsi="Zetta Serif Book"/>
-                                <w:color w:val="404040" w:themeColor="text1" w:themeTint="BF"/>
-                                <w:sz w:val="16"/>
-                                <w:szCs w:val="16"/>
-                              </w:rPr>
-                              <w:t>s</w:t>
-                            </w:r>
-                            <w:r>
-                              <w:rPr>
-                                <w:rFonts w:ascii="Zetta Serif Book" w:hAnsi="Zetta Serif Book"/>
-                                <w:color w:val="404040" w:themeColor="text1" w:themeTint="BF"/>
-                                <w:sz w:val="16"/>
-                                <w:szCs w:val="16"/>
-                              </w:rPr>
-                              <w:t>*</w:t>
-                            </w:r>
-                            <w:r>
-                              <w:rPr>
-                                <w:rFonts w:ascii="Zetta Serif Book" w:hAnsi="Zetta Serif Book"/>
-                                <w:color w:val="404040" w:themeColor="text1" w:themeTint="BF"/>
-                                <w:sz w:val="17"/>
-                                <w:szCs w:val="17"/>
-                              </w:rPr>
-                              <w:t>)</w:t>
-                            </w:r>
-                          </w:p>
-                          <w:p>
-                            <w:pPr>
-                              <w:pStyle w:val="ListParagraph"/>
-                              <w:tabs>
-                                <w:tab w:val="left" w:pos="1080"/>
-                              </w:tabs>
-                              <w:spacing w:line="276" w:lineRule="auto"/>
-                              <w:ind w:left="288"/>
-                              <w:rPr>
-                                <w:rFonts w:ascii="Zetta Serif Book" w:hAnsi="Zetta Serif Book"/>
-                                <w:color w:val="404040" w:themeColor="text1" w:themeTint="BF"/>
-                                <w:sz w:val="18"/>
-                                <w:szCs w:val="18"/>
-                              </w:rPr>
-                            </w:pPr>
-                            <w:r>
-                              <w:rPr>
-                                <w:rFonts w:ascii="Zetta Serif Book" w:hAnsi="Zetta Serif Book"/>
-                                <w:color w:val="404040" w:themeColor="text1" w:themeTint="BF"/>
-                                <w:sz w:val="18"/>
-                                <w:szCs w:val="18"/>
-                              </w:rPr>
-                              <w:tab/>
-                            </w:r>
-                            <w:r>
-                              <w:rPr>
-                                <w:rFonts w:ascii="Zetta Serif Book" w:hAnsi="Zetta Serif Book"/>
-                                <w:color w:val="404040" w:themeColor="text1" w:themeTint="BF"/>
-                                <w:sz w:val="18"/>
-                                <w:szCs w:val="18"/>
-                              </w:rPr>
-                              <w:t>Install Resino</w:t>
-                            </w:r>
-                            <w:r>
-                              <w:rPr>
-                                <w:rFonts w:ascii="Zetta Serif Book" w:hAnsi="Zetta Serif Book"/>
-                                <w:color w:val="404040" w:themeColor="text1" w:themeTint="BF"/>
-                                <w:sz w:val="18"/>
-                                <w:szCs w:val="18"/>
-                              </w:rPr>
-                              <w:t>us System</w:t>
-                            </w:r>
-                            <w:r>
-                              <w:rPr>
-                                <w:rFonts w:ascii="Zetta Serif Book" w:hAnsi="Zetta Serif Book"/>
-                                <w:color w:val="404040" w:themeColor="text1" w:themeTint="BF"/>
-                                <w:sz w:val="18"/>
-                                <w:szCs w:val="18"/>
-                              </w:rPr>
-                              <w:t xml:space="preserve"> </w:t>
-                            </w:r>
-                            <w:r>
-                              <w:rPr>
-                                <w:rFonts w:ascii="Zetta Serif Book" w:hAnsi="Zetta Serif Book"/>
-                                <w:color w:val="404040" w:themeColor="text1" w:themeTint="BF"/>
-                                <w:sz w:val="18"/>
-                                <w:szCs w:val="18"/>
-                              </w:rPr>
-                              <w:tab/>
-                            </w:r>
-                            <w:r>
-                              <w:rPr>
-                                <w:rFonts w:ascii="Zetta Serif Book" w:hAnsi="Zetta Serif Book"/>
-                                <w:color w:val="404040" w:themeColor="text1" w:themeTint="BF"/>
-                                <w:sz w:val="18"/>
-                                <w:szCs w:val="18"/>
-                              </w:rPr>
-                              <w:tab/>
-                            </w:r>
-                            <w:r>
-                              <w:rPr>
-                                <w:rFonts w:ascii="Zetta Serif Book" w:hAnsi="Zetta Serif Book"/>
-                                <w:color w:val="404040" w:themeColor="text1" w:themeTint="BF"/>
-                                <w:sz w:val="18"/>
-                                <w:szCs w:val="18"/>
-                              </w:rPr>
-                              <w:tab/>
-                              <w:t xml:space="preserve"> ^</w:t>
-                            </w:r>
-                            <w:r>
-                              <w:rPr>
-                                <w:rFonts w:ascii="Zetta Serif Book" w:hAnsi="Zetta Serif Book"/>
-                                <w:i/>
-                                <w:iCs/>
-                                <w:color w:val="404040" w:themeColor="text1" w:themeTint="BF"/>
-                                <w:sz w:val="18"/>
-                                <w:szCs w:val="18"/>
-                              </w:rPr>
-                              <w:t>P</w:t>
-                            </w:r>
-                            <w:r>
-                              <w:rPr>
-                                <w:rFonts w:ascii="Zetta Serif Book" w:hAnsi="Zetta Serif Book"/>
-                                <w:i/>
-                                <w:iCs/>
-                                <w:color w:val="404040" w:themeColor="text1" w:themeTint="BF"/>
-                                <w:sz w:val="18"/>
-                                <w:szCs w:val="18"/>
-                              </w:rPr>
-                              <w:t>atch material included</w:t>
-                            </w:r>
-                            <w:r>
-                              <w:rPr>
-                                <w:rFonts w:ascii="Zetta Serif Book" w:hAnsi="Zetta Serif Book"/>
-                                <w:i/>
-                                <w:iCs/>
-                                <w:color w:val="404040" w:themeColor="text1" w:themeTint="BF"/>
-                                <w:sz w:val="18"/>
-                                <w:szCs w:val="18"/>
-                              </w:rPr>
-                              <w:t>:</w:t>
-                            </w:r>
-                            <w:r>
-                              <w:rPr>
-                                <w:rFonts w:ascii="Zetta Serif Book" w:hAnsi="Zetta Serif Book"/>
-                                <w:i/>
-                                <w:iCs/>
-                                <w:color w:val="404040" w:themeColor="text1" w:themeTint="BF"/>
-                                <w:sz w:val="18"/>
-                                <w:szCs w:val="18"/>
-                              </w:rPr>
-                              <w:t xml:space="preserve"> </w:t>
-                            </w:r>
-                            <w:r>
-                              <w:rPr>
-                                <w:rFonts w:ascii="Zetta Serif Book" w:hAnsi="Zetta Serif Book"/>
-                                <w:i/>
-                                <w:iCs/>
-                                <w:color w:val="404040" w:themeColor="text1" w:themeTint="BF"/>
-                                <w:sz w:val="18"/>
-                                <w:szCs w:val="18"/>
-                              </w:rPr>
-                              <w:t xml:space="preserve"> </w:t>
-                            </w:r>
-                            <w:r>
-                              <w:rPr>
-                                <w:rFonts w:ascii="Zetta Serif Book" w:hAnsi="Zetta Serif Book"/>
-                                <w:i/>
-                                <w:iCs/>
-                                <w:color w:val="404040" w:themeColor="text1" w:themeTint="BF"/>
-                                <w:sz w:val="18"/>
-                                <w:szCs w:val="18"/>
-                                <w:highlight w:val="yellow"/>
-                                <w:u w:val="single"/>
-                              </w:rPr>
-                              <w:t>xx</w:t>
-                            </w:r>
-                            <w:r>
-                              <w:rPr>
-                                <w:rFonts w:ascii="Zetta Serif Book" w:hAnsi="Zetta Serif Book"/>
-                                <w:i/>
-                                <w:iCs/>
-                                <w:color w:val="404040" w:themeColor="text1" w:themeTint="BF"/>
-                                <w:sz w:val="18"/>
-                                <w:szCs w:val="18"/>
-                                <w:u w:val="single"/>
-                              </w:rPr>
-                              <w:t xml:space="preserve"> gallons/kits</w:t>
-                            </w:r>
-                            <w:r>
-                              <w:rPr>
-                                <w:rFonts w:ascii="Zetta Serif Book" w:hAnsi="Zetta Serif Book"/>
-                                <w:i/>
-                                <w:iCs/>
-                                <w:color w:val="404040" w:themeColor="text1" w:themeTint="BF"/>
-                                <w:sz w:val="18"/>
-                                <w:szCs w:val="18"/>
-                              </w:rPr>
-                              <w:t>.</w:t>
-                            </w:r>
-                          </w:p>
-                          <w:p>
-                            <w:pPr>
-                              <w:pStyle w:val="ListParagraph"/>
-                              <w:tabs>
-                                <w:tab w:val="left" w:pos="1080"/>
-                              </w:tabs>
-                              <w:spacing w:line="300" w:lineRule="auto"/>
-                              <w:ind w:left="288"/>
-                              <w:rPr>
-                                <w:rFonts w:ascii="Zetta Serif Book" w:hAnsi="Zetta Serif Book"/>
-                                <w:color w:val="404040" w:themeColor="text1" w:themeTint="BF"/>
-                                <w:sz w:val="18"/>
-                                <w:szCs w:val="18"/>
-                              </w:rPr>
-                            </w:pPr>
-                            <w:r>
-                              <w:rPr>
-                                <w:rFonts w:ascii="Zetta Serif Book" w:hAnsi="Zetta Serif Book"/>
-                                <w:color w:val="404040" w:themeColor="text1" w:themeTint="BF"/>
-                                <w:sz w:val="18"/>
-                                <w:szCs w:val="18"/>
-                              </w:rPr>
-                              <w:tab/>
-                            </w:r>
-                            <w:r>
-                              <w:rPr>
-                                <w:rFonts w:ascii="Zetta Serif Book" w:hAnsi="Zetta Serif Book"/>
-                                <w:color w:val="404040" w:themeColor="text1" w:themeTint="BF"/>
-                                <w:sz w:val="18"/>
-                                <w:szCs w:val="18"/>
-                              </w:rPr>
-                              <w:t>Assumes installation over: clean, sound &amp; solid concrete substrate</w:t>
+                              <w:t/>
+                            </w:r>
+                            <w:r>
+                              <w:rPr>
+                                <w:rFonts w:ascii="Zetta Serif Book" w:hAnsi="Zetta Serif Book"/>
+                                <w:color w:val="404040" w:themeColor="text1" w:themeTint="BF"/>
+                                <w:sz w:val="18"/>
+                                <w:szCs w:val="18"/>
+                              </w:rPr>
+                              <w:t/>
                             </w:r>
                           </w:p>
                           <w:p>
@@ -2338,25 +1857,25 @@
                                 <w:sz w:val="18"/>
                                 <w:szCs w:val="18"/>
                               </w:rPr>
-                              <w:t xml:space="preserve"> </w:t>
-                            </w:r>
-                            <w:r>
-                              <w:rPr>
-                                <w:rFonts w:ascii="Zetta Serif Book" w:hAnsi="Zetta Serif Book"/>
-                                <w:color w:val="404040" w:themeColor="text1" w:themeTint="BF"/>
-                                <w:sz w:val="18"/>
-                                <w:szCs w:val="18"/>
-                              </w:rPr>
-                              <w:t>[</w:t>
-                            </w:r>
-                            <w:r>
-                              <w:rPr>
-                                <w:rFonts w:ascii="Zetta Serif Book" w:hAnsi="Zetta Serif Book"/>
-                                <w:color w:val="404040" w:themeColor="text1" w:themeTint="BF"/>
-                                <w:sz w:val="18"/>
-                                <w:szCs w:val="18"/>
-                              </w:rPr>
-                              <w:t xml:space="preserve"> </w:t>
+                              <w:t xml:space="preserve"> {{schedule_notes}}</w:t>
+                            </w:r>
+                            <w:r>
+                              <w:rPr>
+                                <w:rFonts w:ascii="Zetta Serif Book" w:hAnsi="Zetta Serif Book"/>
+                                <w:color w:val="404040" w:themeColor="text1" w:themeTint="BF"/>
+                                <w:sz w:val="18"/>
+                                <w:szCs w:val="18"/>
+                              </w:rPr>
+                              <w:t/>
+                            </w:r>
+                            <w:r>
+                              <w:rPr>
+                                <w:rFonts w:ascii="Zetta Serif Book" w:hAnsi="Zetta Serif Book"/>
+                                <w:color w:val="404040" w:themeColor="text1" w:themeTint="BF"/>
+                                <w:sz w:val="18"/>
+                                <w:szCs w:val="18"/>
+                              </w:rPr>
+                              <w:t xml:space="preserve"/>
                             </w:r>
                             <w:r>
                               <w:rPr>
@@ -2367,7 +1886,7 @@
                                 <w:highlight w:val="yellow"/>
                                 <w:u w:val="single"/>
                               </w:rPr>
-                              <w:t>1</w:t>
+                              <w:t/>
                             </w:r>
                             <w:r>
                               <w:rPr>
@@ -2378,7 +1897,7 @@
                                 <w:highlight w:val="yellow"/>
                                 <w:u w:val="single"/>
                               </w:rPr>
-                              <w:t xml:space="preserve"> </w:t>
+                              <w:t xml:space="preserve"/>
                             </w:r>
                             <w:r>
                               <w:rPr>
@@ -2389,7 +1908,7 @@
                                 <w:highlight w:val="yellow"/>
                                 <w:u w:val="single"/>
                               </w:rPr>
-                              <w:t>mob/phase</w:t>
+                              <w:t/>
                             </w:r>
                             <w:r>
                               <w:rPr>
@@ -2398,25 +1917,25 @@
                                 <w:sz w:val="17"/>
                                 <w:szCs w:val="17"/>
                               </w:rPr>
-                              <w:t xml:space="preserve"> </w:t>
-                            </w:r>
-                            <w:r>
-                              <w:rPr>
-                                <w:rFonts w:ascii="Zetta Serif Book" w:hAnsi="Zetta Serif Book"/>
-                                <w:color w:val="404040" w:themeColor="text1" w:themeTint="BF"/>
-                                <w:sz w:val="18"/>
-                                <w:szCs w:val="18"/>
-                              </w:rPr>
-                              <w:t xml:space="preserve">] </w:t>
-                            </w:r>
-                            <w:r>
-                              <w:rPr>
-                                <w:rFonts w:ascii="Zetta Serif Book" w:hAnsi="Zetta Serif Book"/>
-                                <w:color w:val="404040" w:themeColor="text1" w:themeTint="BF"/>
-                                <w:sz w:val="18"/>
-                                <w:szCs w:val="18"/>
-                              </w:rPr>
-                              <w:t xml:space="preserve">Assumes </w:t>
+                              <w:t xml:space="preserve"/>
+                            </w:r>
+                            <w:r>
+                              <w:rPr>
+                                <w:rFonts w:ascii="Zetta Serif Book" w:hAnsi="Zetta Serif Book"/>
+                                <w:color w:val="404040" w:themeColor="text1" w:themeTint="BF"/>
+                                <w:sz w:val="18"/>
+                                <w:szCs w:val="18"/>
+                              </w:rPr>
+                              <w:t xml:space="preserve"/>
+                            </w:r>
+                            <w:r>
+                              <w:rPr>
+                                <w:rFonts w:ascii="Zetta Serif Book" w:hAnsi="Zetta Serif Book"/>
+                                <w:color w:val="404040" w:themeColor="text1" w:themeTint="BF"/>
+                                <w:sz w:val="18"/>
+                                <w:szCs w:val="18"/>
+                              </w:rPr>
+                              <w:t xml:space="preserve"/>
                             </w:r>
                             <w:r>
                               <w:rPr>
@@ -2427,16 +1946,16 @@
                                 <w:highlight w:val="yellow"/>
                                 <w:u w:val="single"/>
                               </w:rPr>
-                              <w:t>all</w:t>
-                            </w:r>
-                            <w:r>
-                              <w:rPr>
-                                <w:rFonts w:ascii="Zetta Serif Book" w:hAnsi="Zetta Serif Book"/>
-                                <w:color w:val="404040" w:themeColor="text1" w:themeTint="BF"/>
-                                <w:sz w:val="18"/>
-                                <w:szCs w:val="18"/>
-                              </w:rPr>
-                              <w:t xml:space="preserve"> areas </w:t>
+                              <w:t/>
+                            </w:r>
+                            <w:r>
+                              <w:rPr>
+                                <w:rFonts w:ascii="Zetta Serif Book" w:hAnsi="Zetta Serif Book"/>
+                                <w:color w:val="404040" w:themeColor="text1" w:themeTint="BF"/>
+                                <w:sz w:val="18"/>
+                                <w:szCs w:val="18"/>
+                              </w:rPr>
+                              <w:t xml:space="preserve"/>
                             </w:r>
                             <w:r>
                               <w:rPr>
@@ -2445,16 +1964,16 @@
                                 <w:sz w:val="17"/>
                                 <w:szCs w:val="17"/>
                               </w:rPr>
-                              <w:t>available at</w:t>
-                            </w:r>
-                            <w:r>
-                              <w:rPr>
-                                <w:rFonts w:ascii="Zetta Serif Book" w:hAnsi="Zetta Serif Book"/>
-                                <w:color w:val="404040" w:themeColor="text1" w:themeTint="BF"/>
-                                <w:sz w:val="18"/>
-                                <w:szCs w:val="18"/>
-                              </w:rPr>
-                              <w:t xml:space="preserve"> one time, </w:t>
+                              <w:t/>
+                            </w:r>
+                            <w:r>
+                              <w:rPr>
+                                <w:rFonts w:ascii="Zetta Serif Book" w:hAnsi="Zetta Serif Book"/>
+                                <w:color w:val="404040" w:themeColor="text1" w:themeTint="BF"/>
+                                <w:sz w:val="18"/>
+                                <w:szCs w:val="18"/>
+                              </w:rPr>
+                              <w:t xml:space="preserve"/>
                             </w:r>
                             <w:r>
                               <w:rPr>
@@ -2463,16 +1982,16 @@
                                 <w:sz w:val="17"/>
                                 <w:szCs w:val="17"/>
                               </w:rPr>
-                              <w:t>approx.</w:t>
-                            </w:r>
-                            <w:r>
-                              <w:rPr>
-                                <w:rFonts w:ascii="Zetta Serif Book" w:hAnsi="Zetta Serif Book"/>
-                                <w:color w:val="404040" w:themeColor="text1" w:themeTint="BF"/>
-                                <w:sz w:val="18"/>
-                                <w:szCs w:val="18"/>
-                              </w:rPr>
-                              <w:t xml:space="preserve"> </w:t>
+                              <w:t/>
+                            </w:r>
+                            <w:r>
+                              <w:rPr>
+                                <w:rFonts w:ascii="Zetta Serif Book" w:hAnsi="Zetta Serif Book"/>
+                                <w:color w:val="404040" w:themeColor="text1" w:themeTint="BF"/>
+                                <w:sz w:val="18"/>
+                                <w:szCs w:val="18"/>
+                              </w:rPr>
+                              <w:t xml:space="preserve"/>
                             </w:r>
                             <w:r>
                               <w:rPr>
@@ -2482,16 +2001,16 @@
                                 <w:szCs w:val="18"/>
                                 <w:highlight w:val="yellow"/>
                               </w:rPr>
-                              <w:t>1week</w:t>
-                            </w:r>
-                            <w:r>
-                              <w:rPr>
-                                <w:rFonts w:ascii="Zetta Serif Book" w:hAnsi="Zetta Serif Book"/>
-                                <w:color w:val="404040" w:themeColor="text1" w:themeTint="BF"/>
-                                <w:sz w:val="18"/>
-                                <w:szCs w:val="18"/>
-                              </w:rPr>
-                              <w:t xml:space="preserve"> </w:t>
+                              <w:t/>
+                            </w:r>
+                            <w:r>
+                              <w:rPr>
+                                <w:rFonts w:ascii="Zetta Serif Book" w:hAnsi="Zetta Serif Book"/>
+                                <w:color w:val="404040" w:themeColor="text1" w:themeTint="BF"/>
+                                <w:sz w:val="18"/>
+                                <w:szCs w:val="18"/>
+                              </w:rPr>
+                              <w:t xml:space="preserve"/>
                             </w:r>
                             <w:r>
                               <w:rPr>
@@ -2500,7 +2019,7 @@
                                 <w:sz w:val="17"/>
                                 <w:szCs w:val="17"/>
                               </w:rPr>
-                              <w:t>to</w:t>
+                              <w:t/>
                             </w:r>
                             <w:r>
                               <w:rPr>
@@ -2509,7 +2028,7 @@
                                 <w:sz w:val="17"/>
                                 <w:szCs w:val="17"/>
                               </w:rPr>
-                              <w:t xml:space="preserve"> complete full scope</w:t>
+                              <w:t xml:space="preserve"/>
                             </w:r>
                           </w:p>
                           <w:p>
@@ -2547,25 +2066,25 @@
                                 <w:sz w:val="18"/>
                                 <w:szCs w:val="18"/>
                               </w:rPr>
-                              <w:t xml:space="preserve"> Epoxy Paint</w:t>
-                            </w:r>
-                            <w:r>
-                              <w:rPr>
-                                <w:rFonts w:ascii="Zetta Serif Book" w:hAnsi="Zetta Serif Book"/>
-                                <w:color w:val="404040" w:themeColor="text1" w:themeTint="BF"/>
-                                <w:sz w:val="18"/>
-                                <w:szCs w:val="18"/>
-                              </w:rPr>
-                              <w:t xml:space="preserve"> Walls</w:t>
-                            </w:r>
-                            <w:r>
-                              <w:rPr>
-                                <w:rFonts w:ascii="Zetta Serif Book" w:hAnsi="Zetta Serif Book"/>
-                                <w:color w:val="404040" w:themeColor="text1" w:themeTint="BF"/>
-                                <w:sz w:val="18"/>
-                                <w:szCs w:val="18"/>
-                              </w:rPr>
-                              <w:t xml:space="preserve">, </w:t>
+                              <w:t xml:space="preserve"> {{exclusions}}</w:t>
+                            </w:r>
+                            <w:r>
+                              <w:rPr>
+                                <w:rFonts w:ascii="Zetta Serif Book" w:hAnsi="Zetta Serif Book"/>
+                                <w:color w:val="404040" w:themeColor="text1" w:themeTint="BF"/>
+                                <w:sz w:val="18"/>
+                                <w:szCs w:val="18"/>
+                              </w:rPr>
+                              <w:t xml:space="preserve"/>
+                            </w:r>
+                            <w:r>
+                              <w:rPr>
+                                <w:rFonts w:ascii="Zetta Serif Book" w:hAnsi="Zetta Serif Book"/>
+                                <w:color w:val="404040" w:themeColor="text1" w:themeTint="BF"/>
+                                <w:sz w:val="18"/>
+                                <w:szCs w:val="18"/>
+                              </w:rPr>
+                              <w:t xml:space="preserve"/>
                             </w:r>
                             <w:r>
                               <w:rPr>
@@ -2575,7 +2094,7 @@
                                 <w:szCs w:val="18"/>
                                 <w:highlight w:val="green"/>
                               </w:rPr>
-                              <w:t>W</w:t>
+                              <w:t/>
                             </w:r>
                             <w:r>
                               <w:rPr>
@@ -2585,7 +2104,7 @@
                                 <w:szCs w:val="18"/>
                                 <w:highlight w:val="green"/>
                               </w:rPr>
-                              <w:t>all Patching (</w:t>
+                              <w:t/>
                             </w:r>
                             <w:r>
                               <w:rPr>
@@ -2595,7 +2114,7 @@
                                 <w:szCs w:val="16"/>
                                 <w:highlight w:val="green"/>
                               </w:rPr>
-                              <w:t>as may be reqr</w:t>
+                              <w:t/>
                             </w:r>
                             <w:r>
                               <w:rPr>
@@ -2605,7 +2124,7 @@
                                 <w:szCs w:val="16"/>
                                 <w:highlight w:val="green"/>
                               </w:rPr>
-                              <w:t>’</w:t>
+                              <w:t/>
                             </w:r>
                             <w:r>
                               <w:rPr>
@@ -2615,7 +2134,7 @@
                                 <w:szCs w:val="16"/>
                                 <w:highlight w:val="green"/>
                               </w:rPr>
-                              <w:t>d for new base</w:t>
+                              <w:t/>
                             </w:r>
                             <w:r>
                               <w:rPr>
@@ -2625,25 +2144,25 @@
                                 <w:szCs w:val="18"/>
                                 <w:highlight w:val="green"/>
                               </w:rPr>
-                              <w:t>)</w:t>
-                            </w:r>
-                            <w:r>
-                              <w:rPr>
-                                <w:rFonts w:ascii="Zetta Serif Book" w:hAnsi="Zetta Serif Book"/>
-                                <w:color w:val="404040" w:themeColor="text1" w:themeTint="BF"/>
-                                <w:sz w:val="18"/>
-                                <w:szCs w:val="18"/>
-                              </w:rPr>
-                              <w:t xml:space="preserve">, </w:t>
-                            </w:r>
-                            <w:r>
-                              <w:rPr>
-                                <w:rFonts w:ascii="Zetta Serif Book" w:hAnsi="Zetta Serif Book"/>
-                                <w:color w:val="404040" w:themeColor="text1" w:themeTint="BF"/>
-                                <w:sz w:val="18"/>
-                                <w:szCs w:val="18"/>
-                              </w:rPr>
-                              <w:t>Demo</w:t>
+                              <w:t/>
+                            </w:r>
+                            <w:r>
+                              <w:rPr>
+                                <w:rFonts w:ascii="Zetta Serif Book" w:hAnsi="Zetta Serif Book"/>
+                                <w:color w:val="404040" w:themeColor="text1" w:themeTint="BF"/>
+                                <w:sz w:val="18"/>
+                                <w:szCs w:val="18"/>
+                              </w:rPr>
+                              <w:t xml:space="preserve"/>
+                            </w:r>
+                            <w:r>
+                              <w:rPr>
+                                <w:rFonts w:ascii="Zetta Serif Book" w:hAnsi="Zetta Serif Book"/>
+                                <w:color w:val="404040" w:themeColor="text1" w:themeTint="BF"/>
+                                <w:sz w:val="18"/>
+                                <w:szCs w:val="18"/>
+                              </w:rPr>
+                              <w:t/>
                             </w:r>
                             <w:r>
                               <w:rPr>
@@ -2652,16 +2171,16 @@
                                 <w:sz w:val="17"/>
                                 <w:szCs w:val="17"/>
                               </w:rPr>
-                              <w:t xml:space="preserve"> of Existing Floor/Glue/Etc.</w:t>
-                            </w:r>
-                            <w:r>
-                              <w:rPr>
-                                <w:rFonts w:ascii="Zetta Serif Book" w:hAnsi="Zetta Serif Book"/>
-                                <w:color w:val="404040" w:themeColor="text1" w:themeTint="BF"/>
-                                <w:sz w:val="18"/>
-                                <w:szCs w:val="18"/>
-                              </w:rPr>
-                              <w:t xml:space="preserve"> </w:t>
+                              <w:t xml:space="preserve"/>
+                            </w:r>
+                            <w:r>
+                              <w:rPr>
+                                <w:rFonts w:ascii="Zetta Serif Book" w:hAnsi="Zetta Serif Book"/>
+                                <w:color w:val="404040" w:themeColor="text1" w:themeTint="BF"/>
+                                <w:sz w:val="18"/>
+                                <w:szCs w:val="18"/>
+                              </w:rPr>
+                              <w:t xml:space="preserve"/>
                             </w:r>
                             <w:r>
                               <w:rPr>
@@ -2672,7 +2191,7 @@
                                 <w:sz w:val="18"/>
                                 <w:szCs w:val="18"/>
                               </w:rPr>
-                              <w:t>(</w:t>
+                              <w:t/>
                             </w:r>
                             <w:r>
                               <w:rPr>
@@ -2684,7 +2203,7 @@
                                 <w:szCs w:val="16"/>
                                 <w:highlight w:val="green"/>
                               </w:rPr>
-                              <w:t>new slab</w:t>
+                              <w:t/>
                             </w:r>
                             <w:r>
                               <w:rPr>
@@ -2695,34 +2214,34 @@
                                 <w:sz w:val="18"/>
                                 <w:szCs w:val="18"/>
                               </w:rPr>
-                              <w:t>)</w:t>
-                            </w:r>
-                            <w:r>
-                              <w:rPr>
-                                <w:rFonts w:ascii="Zetta Serif Book" w:hAnsi="Zetta Serif Book"/>
-                                <w:color w:val="404040" w:themeColor="text1" w:themeTint="BF"/>
-                                <w:sz w:val="18"/>
-                                <w:szCs w:val="18"/>
-                              </w:rPr>
-                              <w:t>,</w:t>
-                            </w:r>
-                            <w:r>
-                              <w:rPr>
-                                <w:rFonts w:ascii="Zetta Serif Book" w:hAnsi="Zetta Serif Book"/>
-                                <w:color w:val="404040" w:themeColor="text1" w:themeTint="BF"/>
-                                <w:sz w:val="18"/>
-                                <w:szCs w:val="18"/>
-                              </w:rPr>
-                              <w:t xml:space="preserve"> </w:t>
-                            </w:r>
-                            <w:r>
-                              <w:rPr>
-                                <w:rFonts w:ascii="Zetta Serif Book" w:hAnsi="Zetta Serif Book"/>
-                                <w:color w:val="404040" w:themeColor="text1" w:themeTint="BF"/>
-                                <w:sz w:val="18"/>
-                                <w:szCs w:val="18"/>
-                              </w:rPr>
-                              <w:t>Excessive Patching (</w:t>
+                              <w:t/>
+                            </w:r>
+                            <w:r>
+                              <w:rPr>
+                                <w:rFonts w:ascii="Zetta Serif Book" w:hAnsi="Zetta Serif Book"/>
+                                <w:color w:val="404040" w:themeColor="text1" w:themeTint="BF"/>
+                                <w:sz w:val="18"/>
+                                <w:szCs w:val="18"/>
+                              </w:rPr>
+                              <w:t/>
+                            </w:r>
+                            <w:r>
+                              <w:rPr>
+                                <w:rFonts w:ascii="Zetta Serif Book" w:hAnsi="Zetta Serif Book"/>
+                                <w:color w:val="404040" w:themeColor="text1" w:themeTint="BF"/>
+                                <w:sz w:val="18"/>
+                                <w:szCs w:val="18"/>
+                              </w:rPr>
+                              <w:t xml:space="preserve"/>
+                            </w:r>
+                            <w:r>
+                              <w:rPr>
+                                <w:rFonts w:ascii="Zetta Serif Book" w:hAnsi="Zetta Serif Book"/>
+                                <w:color w:val="404040" w:themeColor="text1" w:themeTint="BF"/>
+                                <w:sz w:val="18"/>
+                                <w:szCs w:val="18"/>
+                              </w:rPr>
+                              <w:t/>
                             </w:r>
                             <w:r>
                               <w:rPr>
@@ -2731,7 +2250,7 @@
                                 <w:sz w:val="16"/>
                                 <w:szCs w:val="16"/>
                               </w:rPr>
-                              <w:t>see exclusion detail below</w:t>
+                              <w:t/>
                             </w:r>
                             <w:r>
                               <w:rPr>
@@ -2740,25 +2259,25 @@
                                 <w:sz w:val="16"/>
                                 <w:szCs w:val="16"/>
                               </w:rPr>
-                              <w:t>*</w:t>
-                            </w:r>
-                            <w:r>
-                              <w:rPr>
-                                <w:rFonts w:ascii="Zetta Serif Book" w:hAnsi="Zetta Serif Book"/>
-                                <w:color w:val="404040" w:themeColor="text1" w:themeTint="BF"/>
-                                <w:sz w:val="18"/>
-                                <w:szCs w:val="18"/>
-                              </w:rPr>
-                              <w:t>)</w:t>
-                            </w:r>
-                            <w:r>
-                              <w:rPr>
-                                <w:rFonts w:ascii="Zetta Serif Book" w:hAnsi="Zetta Serif Book"/>
-                                <w:color w:val="404040" w:themeColor="text1" w:themeTint="BF"/>
-                                <w:sz w:val="18"/>
-                                <w:szCs w:val="18"/>
-                              </w:rPr>
-                              <w:t xml:space="preserve">, </w:t>
+                              <w:t/>
+                            </w:r>
+                            <w:r>
+                              <w:rPr>
+                                <w:rFonts w:ascii="Zetta Serif Book" w:hAnsi="Zetta Serif Book"/>
+                                <w:color w:val="404040" w:themeColor="text1" w:themeTint="BF"/>
+                                <w:sz w:val="18"/>
+                                <w:szCs w:val="18"/>
+                              </w:rPr>
+                              <w:t/>
+                            </w:r>
+                            <w:r>
+                              <w:rPr>
+                                <w:rFonts w:ascii="Zetta Serif Book" w:hAnsi="Zetta Serif Book"/>
+                                <w:color w:val="404040" w:themeColor="text1" w:themeTint="BF"/>
+                                <w:sz w:val="18"/>
+                                <w:szCs w:val="18"/>
+                              </w:rPr>
+                              <w:t xml:space="preserve"/>
                             </w:r>
                             <w:r>
                               <w:rPr>
@@ -2768,7 +2287,7 @@
                                 <w:szCs w:val="18"/>
                                 <w:highlight w:val="yellow"/>
                               </w:rPr>
-                              <w:t>Nights &amp; Weekends</w:t>
+                              <w:t/>
                             </w:r>
                           </w:p>
                           <w:p>
@@ -3809,7 +3328,7 @@
                           <w:sz w:val="18"/>
                           <w:szCs w:val="18"/>
                         </w:rPr>
-                        <w:t xml:space="preserve"> </w:t>
+                        <w:t xml:space="preserve"> {{scope_notes}}</w:t>
                       </w:r>
                       <w:r>
                         <w:rPr>
@@ -3827,25 +3346,25 @@
                           <w:sz w:val="18"/>
                           <w:szCs w:val="18"/>
                         </w:rPr>
-                        <w:t>P</w:t>
-                      </w:r>
-                      <w:r>
-                        <w:rPr>
-                          <w:rFonts w:ascii="Zetta Serif Book" w:hAnsi="Zetta Serif Book"/>
-                          <w:color w:val="404040" w:themeColor="text1" w:themeTint="BF"/>
-                          <w:sz w:val="18"/>
-                          <w:szCs w:val="18"/>
-                        </w:rPr>
-                        <w:t>erform relative humidity test on concrete sl</w:t>
-                      </w:r>
-                      <w:r>
-                        <w:rPr>
-                          <w:rFonts w:ascii="Zetta Serif Book" w:hAnsi="Zetta Serif Book"/>
-                          <w:color w:val="404040" w:themeColor="text1" w:themeTint="BF"/>
-                          <w:sz w:val="18"/>
-                          <w:szCs w:val="18"/>
-                        </w:rPr>
-                        <w:t>ab prior to installation (</w:t>
+                        <w:t/>
+                      </w:r>
+                      <w:r>
+                        <w:rPr>
+                          <w:rFonts w:ascii="Zetta Serif Book" w:hAnsi="Zetta Serif Book"/>
+                          <w:color w:val="404040" w:themeColor="text1" w:themeTint="BF"/>
+                          <w:sz w:val="18"/>
+                          <w:szCs w:val="18"/>
+                        </w:rPr>
+                        <w:t/>
+                      </w:r>
+                      <w:r>
+                        <w:rPr>
+                          <w:rFonts w:ascii="Zetta Serif Book" w:hAnsi="Zetta Serif Book"/>
+                          <w:color w:val="404040" w:themeColor="text1" w:themeTint="BF"/>
+                          <w:sz w:val="18"/>
+                          <w:szCs w:val="18"/>
+                        </w:rPr>
+                        <w:t/>
                       </w:r>
                       <w:r>
                         <w:rPr>
@@ -3854,497 +3373,16 @@
                           <w:sz w:val="17"/>
                           <w:szCs w:val="17"/>
                         </w:rPr>
-                        <w:t>if required</w:t>
-                      </w:r>
-                      <w:r>
-                        <w:rPr>
-                          <w:rFonts w:ascii="Zetta Serif Book" w:hAnsi="Zetta Serif Book"/>
-                          <w:color w:val="404040" w:themeColor="text1" w:themeTint="BF"/>
-                          <w:sz w:val="18"/>
-                          <w:szCs w:val="18"/>
-                        </w:rPr>
-                        <w:t>)</w:t>
-                      </w:r>
-                    </w:p>
-                    <w:p>
-                      <w:pPr>
-                        <w:pStyle w:val="ListParagraph"/>
-                        <w:tabs>
-                          <w:tab w:val="left" w:pos="1080"/>
-                        </w:tabs>
-                        <w:spacing w:line="276" w:lineRule="auto"/>
-                        <w:ind w:left="288"/>
-                        <w:rPr>
-                          <w:rFonts w:ascii="Zetta Serif Book" w:hAnsi="Zetta Serif Book"/>
-                          <w:color w:val="404040" w:themeColor="text1" w:themeTint="BF"/>
-                          <w:sz w:val="18"/>
-                          <w:szCs w:val="18"/>
-                        </w:rPr>
-                      </w:pPr>
-                      <w:r>
-                        <w:rPr>
-                          <w:rFonts w:ascii="Zetta Serif Book" w:hAnsi="Zetta Serif Book"/>
-                          <w:color w:val="404040" w:themeColor="text1" w:themeTint="BF"/>
-                          <w:sz w:val="18"/>
-                          <w:szCs w:val="18"/>
-                        </w:rPr>
-                        <w:tab/>
-                      </w:r>
-                      <w:r>
-                        <w:rPr>
-                          <w:rFonts w:ascii="Zetta Serif Book" w:hAnsi="Zetta Serif Book"/>
-                          <w:color w:val="404040" w:themeColor="text1" w:themeTint="BF"/>
-                          <w:sz w:val="18"/>
-                          <w:szCs w:val="18"/>
-                        </w:rPr>
-                        <w:t>Prepare</w:t>
-                      </w:r>
-                      <w:r>
-                        <w:rPr>
-                          <w:rFonts w:ascii="Zetta Serif Book" w:hAnsi="Zetta Serif Book"/>
-                          <w:b/>
-                          <w:color w:val="404040" w:themeColor="text1" w:themeTint="BF"/>
-                          <w:sz w:val="18"/>
-                          <w:szCs w:val="18"/>
-                        </w:rPr>
-                        <w:t xml:space="preserve"> </w:t>
-                      </w:r>
-                      <w:r>
-                        <w:rPr>
-                          <w:rFonts w:ascii="Zetta Serif Book" w:hAnsi="Zetta Serif Book"/>
-                          <w:color w:val="404040" w:themeColor="text1" w:themeTint="BF"/>
-                          <w:sz w:val="18"/>
-                          <w:szCs w:val="18"/>
-                        </w:rPr>
-                        <w:t>substrate surface profile utilizing mechanical means (</w:t>
-                      </w:r>
-                      <w:r>
-                        <w:rPr>
-                          <w:rFonts w:ascii="Zetta Serif Book" w:hAnsi="Zetta Serif Book"/>
-                          <w:color w:val="404040" w:themeColor="text1" w:themeTint="BF"/>
-                          <w:sz w:val="17"/>
-                          <w:szCs w:val="17"/>
-                        </w:rPr>
-                        <w:t>grinding or shot blasting</w:t>
-                      </w:r>
-                      <w:r>
-                        <w:rPr>
-                          <w:rFonts w:ascii="Zetta Serif Book" w:hAnsi="Zetta Serif Book"/>
-                          <w:color w:val="404040" w:themeColor="text1" w:themeTint="BF"/>
-                          <w:sz w:val="18"/>
-                          <w:szCs w:val="18"/>
-                        </w:rPr>
-                        <w:t>)</w:t>
-                      </w:r>
-                    </w:p>
-                    <w:p>
-                      <w:pPr>
-                        <w:tabs>
-                          <w:tab w:val="left" w:pos="1080"/>
-                        </w:tabs>
-                        <w:spacing w:line="276" w:lineRule="auto"/>
-                        <w:ind w:left="1080"/>
-                        <w:rPr>
-                          <w:rFonts w:ascii="Zetta Serif Book" w:hAnsi="Zetta Serif Book"/>
-                          <w:color w:val="404040" w:themeColor="text1" w:themeTint="BF"/>
-                          <w:sz w:val="18"/>
-                          <w:szCs w:val="18"/>
-                        </w:rPr>
-                      </w:pPr>
-                      <w:r>
-                        <w:rPr>
-                          <w:rFonts w:ascii="Zetta Serif Book" w:hAnsi="Zetta Serif Book"/>
-                          <w:color w:val="404040" w:themeColor="text1" w:themeTint="BF"/>
-                          <w:sz w:val="18"/>
-                          <w:szCs w:val="18"/>
-                        </w:rPr>
-                        <w:t>Prep substrate (</w:t>
-                      </w:r>
-                      <w:r>
-                        <w:rPr>
-                          <w:rFonts w:ascii="Zetta Serif Book" w:hAnsi="Zetta Serif Book"/>
-                          <w:color w:val="404040" w:themeColor="text1" w:themeTint="BF"/>
-                          <w:sz w:val="15"/>
-                          <w:szCs w:val="15"/>
-                        </w:rPr>
-                        <w:t>includ</w:t>
-                      </w:r>
-                      <w:r>
-                        <w:rPr>
-                          <w:rFonts w:ascii="Zetta Serif Book" w:hAnsi="Zetta Serif Book"/>
-                          <w:color w:val="404040" w:themeColor="text1" w:themeTint="BF"/>
-                          <w:sz w:val="15"/>
-                          <w:szCs w:val="15"/>
-                        </w:rPr>
-                        <w:t>e</w:t>
-                      </w:r>
-                      <w:r>
-                        <w:rPr>
-                          <w:rFonts w:ascii="Zetta Serif Book" w:hAnsi="Zetta Serif Book"/>
-                          <w:color w:val="404040" w:themeColor="text1" w:themeTint="BF"/>
-                          <w:sz w:val="15"/>
-                          <w:szCs w:val="15"/>
-                        </w:rPr>
-                        <w:t>s</w:t>
-                      </w:r>
-                      <w:r>
-                        <w:rPr>
-                          <w:rFonts w:ascii="Zetta Serif Book" w:hAnsi="Zetta Serif Book"/>
-                          <w:color w:val="404040" w:themeColor="text1" w:themeTint="BF"/>
-                          <w:sz w:val="16"/>
-                          <w:szCs w:val="16"/>
-                        </w:rPr>
-                        <w:t xml:space="preserve"> </w:t>
-                      </w:r>
-                      <w:r>
-                        <w:rPr>
-                          <w:rFonts w:ascii="Zetta Serif Book" w:hAnsi="Zetta Serif Book"/>
-                          <w:color w:val="404040" w:themeColor="text1" w:themeTint="BF"/>
-                          <w:sz w:val="15"/>
-                          <w:szCs w:val="15"/>
-                        </w:rPr>
-                        <w:t xml:space="preserve">patch of </w:t>
-                      </w:r>
-                      <w:r>
-                        <w:rPr>
-                          <w:rFonts w:ascii="Zetta Serif Book" w:hAnsi="Zetta Serif Book"/>
-                          <w:color w:val="404040" w:themeColor="text1" w:themeTint="BF"/>
-                          <w:sz w:val="16"/>
-                          <w:szCs w:val="16"/>
-                          <w:u w:val="single"/>
-                        </w:rPr>
-                        <w:t>minor</w:t>
-                      </w:r>
-                      <w:r>
-                        <w:rPr>
-                          <w:rFonts w:ascii="Zetta Serif Book" w:hAnsi="Zetta Serif Book"/>
-                          <w:color w:val="404040" w:themeColor="text1" w:themeTint="BF"/>
-                          <w:sz w:val="15"/>
-                          <w:szCs w:val="15"/>
-                        </w:rPr>
-                        <w:t xml:space="preserve"> s</w:t>
-                      </w:r>
-                      <w:r>
-                        <w:rPr>
-                          <w:rFonts w:ascii="Zetta Serif Book" w:hAnsi="Zetta Serif Book"/>
-                          <w:color w:val="404040" w:themeColor="text1" w:themeTint="BF"/>
-                          <w:sz w:val="15"/>
-                          <w:szCs w:val="15"/>
-                        </w:rPr>
-                        <w:t xml:space="preserve">ubstrate defects </w:t>
-                      </w:r>
-                      <w:r>
-                        <w:rPr>
-                          <w:rFonts w:ascii="Zetta Serif Book" w:hAnsi="Zetta Serif Book"/>
-                          <w:color w:val="404040" w:themeColor="text1" w:themeTint="BF"/>
-                          <w:sz w:val="15"/>
-                          <w:szCs w:val="15"/>
-                        </w:rPr>
-                        <w:t>i.e.,</w:t>
-                      </w:r>
-                      <w:r>
-                        <w:rPr>
-                          <w:rFonts w:ascii="Zetta Serif Book" w:hAnsi="Zetta Serif Book"/>
-                          <w:color w:val="404040" w:themeColor="text1" w:themeTint="BF"/>
-                          <w:sz w:val="15"/>
-                          <w:szCs w:val="15"/>
-                        </w:rPr>
-                        <w:t xml:space="preserve"> </w:t>
-                      </w:r>
-                      <w:r>
-                        <w:rPr>
-                          <w:rFonts w:ascii="Zetta Serif Book" w:hAnsi="Zetta Serif Book"/>
-                          <w:color w:val="404040" w:themeColor="text1" w:themeTint="BF"/>
-                          <w:sz w:val="16"/>
-                          <w:szCs w:val="16"/>
-                        </w:rPr>
-                        <w:t>cracks</w:t>
-                      </w:r>
-                      <w:r>
-                        <w:rPr>
-                          <w:rFonts w:ascii="Zetta Serif Book" w:hAnsi="Zetta Serif Book"/>
-                          <w:color w:val="404040" w:themeColor="text1" w:themeTint="BF"/>
-                          <w:sz w:val="15"/>
-                          <w:szCs w:val="15"/>
-                        </w:rPr>
-                        <w:t xml:space="preserve">, </w:t>
-                      </w:r>
-                      <w:r>
-                        <w:rPr>
-                          <w:rFonts w:ascii="Zetta Serif Book" w:hAnsi="Zetta Serif Book"/>
-                          <w:color w:val="404040" w:themeColor="text1" w:themeTint="BF"/>
-                          <w:sz w:val="16"/>
-                          <w:szCs w:val="16"/>
-                        </w:rPr>
-                        <w:t>non-moving joints</w:t>
-                      </w:r>
-                      <w:r>
-                        <w:rPr>
-                          <w:rFonts w:ascii="Zetta Serif Book" w:hAnsi="Zetta Serif Book"/>
-                          <w:color w:val="404040" w:themeColor="text1" w:themeTint="BF"/>
-                          <w:sz w:val="15"/>
-                          <w:szCs w:val="15"/>
-                        </w:rPr>
-                        <w:t xml:space="preserve">, </w:t>
-                      </w:r>
-                      <w:r>
-                        <w:rPr>
-                          <w:rFonts w:ascii="Zetta Serif Book" w:hAnsi="Zetta Serif Book"/>
-                          <w:color w:val="404040" w:themeColor="text1" w:themeTint="BF"/>
-                          <w:sz w:val="16"/>
-                          <w:szCs w:val="16"/>
-                        </w:rPr>
-                        <w:t>divots</w:t>
-                      </w:r>
-                      <w:r>
-                        <w:rPr>
-                          <w:rFonts w:ascii="Zetta Serif Book" w:hAnsi="Zetta Serif Book"/>
-                          <w:color w:val="404040" w:themeColor="text1" w:themeTint="BF"/>
-                          <w:sz w:val="15"/>
-                          <w:szCs w:val="15"/>
-                        </w:rPr>
-                        <w:t xml:space="preserve">, &amp; </w:t>
-                      </w:r>
-                      <w:r>
-                        <w:rPr>
-                          <w:rFonts w:ascii="Zetta Serif Book" w:hAnsi="Zetta Serif Book"/>
-                          <w:color w:val="404040" w:themeColor="text1" w:themeTint="BF"/>
-                          <w:sz w:val="16"/>
-                          <w:szCs w:val="16"/>
-                        </w:rPr>
-                        <w:t>spall</w:t>
-                      </w:r>
-                      <w:r>
-                        <w:rPr>
-                          <w:rFonts w:ascii="Zetta Serif Book" w:hAnsi="Zetta Serif Book"/>
-                          <w:color w:val="404040" w:themeColor="text1" w:themeTint="BF"/>
-                          <w:sz w:val="16"/>
-                          <w:szCs w:val="16"/>
-                        </w:rPr>
-                        <w:t>s</w:t>
-                      </w:r>
-                      <w:r>
-                        <w:rPr>
-                          <w:rFonts w:ascii="Zetta Serif Book" w:hAnsi="Zetta Serif Book"/>
-                          <w:color w:val="404040" w:themeColor="text1" w:themeTint="BF"/>
-                          <w:sz w:val="16"/>
-                          <w:szCs w:val="16"/>
-                        </w:rPr>
-                        <w:t>*</w:t>
-                      </w:r>
-                      <w:r>
-                        <w:rPr>
-                          <w:rFonts w:ascii="Zetta Serif Book" w:hAnsi="Zetta Serif Book"/>
-                          <w:color w:val="404040" w:themeColor="text1" w:themeTint="BF"/>
-                          <w:sz w:val="17"/>
-                          <w:szCs w:val="17"/>
-                        </w:rPr>
-                        <w:t>)</w:t>
-                      </w:r>
-                    </w:p>
-                    <w:p>
-                      <w:pPr>
-                        <w:pStyle w:val="ListParagraph"/>
-                        <w:tabs>
-                          <w:tab w:val="left" w:pos="1080"/>
-                        </w:tabs>
-                        <w:spacing w:line="276" w:lineRule="auto"/>
-                        <w:ind w:left="288"/>
-                        <w:rPr>
-                          <w:rFonts w:ascii="Zetta Serif Book" w:hAnsi="Zetta Serif Book"/>
-                          <w:color w:val="404040" w:themeColor="text1" w:themeTint="BF"/>
-                          <w:sz w:val="18"/>
-                          <w:szCs w:val="18"/>
-                        </w:rPr>
-                      </w:pPr>
-                      <w:r>
-                        <w:rPr>
-                          <w:rFonts w:ascii="Zetta Serif Book" w:hAnsi="Zetta Serif Book"/>
-                          <w:color w:val="404040" w:themeColor="text1" w:themeTint="BF"/>
-                          <w:sz w:val="18"/>
-                          <w:szCs w:val="18"/>
-                        </w:rPr>
-                        <w:tab/>
-                      </w:r>
-                      <w:r>
-                        <w:rPr>
-                          <w:rFonts w:ascii="Zetta Serif Book" w:hAnsi="Zetta Serif Book"/>
-                          <w:color w:val="404040" w:themeColor="text1" w:themeTint="BF"/>
-                          <w:sz w:val="18"/>
-                          <w:szCs w:val="18"/>
-                        </w:rPr>
-                        <w:t>Install Resino</w:t>
-                      </w:r>
-                      <w:r>
-                        <w:rPr>
-                          <w:rFonts w:ascii="Zetta Serif Book" w:hAnsi="Zetta Serif Book"/>
-                          <w:color w:val="404040" w:themeColor="text1" w:themeTint="BF"/>
-                          <w:sz w:val="18"/>
-                          <w:szCs w:val="18"/>
-                        </w:rPr>
-                        <w:t>us System</w:t>
-                      </w:r>
-                      <w:r>
-                        <w:rPr>
-                          <w:rFonts w:ascii="Zetta Serif Book" w:hAnsi="Zetta Serif Book"/>
-                          <w:color w:val="404040" w:themeColor="text1" w:themeTint="BF"/>
-                          <w:sz w:val="18"/>
-                          <w:szCs w:val="18"/>
-                        </w:rPr>
-                        <w:t xml:space="preserve"> </w:t>
-                      </w:r>
-                      <w:r>
-                        <w:rPr>
-                          <w:rFonts w:ascii="Zetta Serif Book" w:hAnsi="Zetta Serif Book"/>
-                          <w:color w:val="404040" w:themeColor="text1" w:themeTint="BF"/>
-                          <w:sz w:val="18"/>
-                          <w:szCs w:val="18"/>
-                        </w:rPr>
-                        <w:tab/>
-                      </w:r>
-                      <w:r>
-                        <w:rPr>
-                          <w:rFonts w:ascii="Zetta Serif Book" w:hAnsi="Zetta Serif Book"/>
-                          <w:color w:val="404040" w:themeColor="text1" w:themeTint="BF"/>
-                          <w:sz w:val="18"/>
-                          <w:szCs w:val="18"/>
-                        </w:rPr>
-                        <w:tab/>
-                      </w:r>
-                      <w:r>
-                        <w:rPr>
-                          <w:rFonts w:ascii="Zetta Serif Book" w:hAnsi="Zetta Serif Book"/>
-                          <w:color w:val="404040" w:themeColor="text1" w:themeTint="BF"/>
-                          <w:sz w:val="18"/>
-                          <w:szCs w:val="18"/>
-                        </w:rPr>
-                        <w:tab/>
-                        <w:t xml:space="preserve"> ^</w:t>
-                      </w:r>
-                      <w:r>
-                        <w:rPr>
-                          <w:rFonts w:ascii="Zetta Serif Book" w:hAnsi="Zetta Serif Book"/>
-                          <w:i/>
-                          <w:iCs/>
-                          <w:color w:val="404040" w:themeColor="text1" w:themeTint="BF"/>
-                          <w:sz w:val="18"/>
-                          <w:szCs w:val="18"/>
-                        </w:rPr>
-                        <w:t>P</w:t>
-                      </w:r>
-                      <w:r>
-                        <w:rPr>
-                          <w:rFonts w:ascii="Zetta Serif Book" w:hAnsi="Zetta Serif Book"/>
-                          <w:i/>
-                          <w:iCs/>
-                          <w:color w:val="404040" w:themeColor="text1" w:themeTint="BF"/>
-                          <w:sz w:val="18"/>
-                          <w:szCs w:val="18"/>
-                        </w:rPr>
-                        <w:t>atch material included</w:t>
-                      </w:r>
-                      <w:r>
-                        <w:rPr>
-                          <w:rFonts w:ascii="Zetta Serif Book" w:hAnsi="Zetta Serif Book"/>
-                          <w:i/>
-                          <w:iCs/>
-                          <w:color w:val="404040" w:themeColor="text1" w:themeTint="BF"/>
-                          <w:sz w:val="18"/>
-                          <w:szCs w:val="18"/>
-                        </w:rPr>
-                        <w:t>:</w:t>
-                      </w:r>
-                      <w:r>
-                        <w:rPr>
-                          <w:rFonts w:ascii="Zetta Serif Book" w:hAnsi="Zetta Serif Book"/>
-                          <w:i/>
-                          <w:iCs/>
-                          <w:color w:val="404040" w:themeColor="text1" w:themeTint="BF"/>
-                          <w:sz w:val="18"/>
-                          <w:szCs w:val="18"/>
-                        </w:rPr>
-                        <w:t xml:space="preserve"> </w:t>
-                      </w:r>
-                      <w:r>
-                        <w:rPr>
-                          <w:rFonts w:ascii="Zetta Serif Book" w:hAnsi="Zetta Serif Book"/>
-                          <w:i/>
-                          <w:iCs/>
-                          <w:color w:val="404040" w:themeColor="text1" w:themeTint="BF"/>
-                          <w:sz w:val="18"/>
-                          <w:szCs w:val="18"/>
-                        </w:rPr>
-                        <w:t xml:space="preserve"> </w:t>
-                      </w:r>
-                      <w:r>
-                        <w:rPr>
-                          <w:rFonts w:ascii="Zetta Serif Book" w:hAnsi="Zetta Serif Book"/>
-                          <w:i/>
-                          <w:iCs/>
-                          <w:color w:val="404040" w:themeColor="text1" w:themeTint="BF"/>
-                          <w:sz w:val="18"/>
-                          <w:szCs w:val="18"/>
-                          <w:highlight w:val="yellow"/>
-                          <w:u w:val="single"/>
-                        </w:rPr>
-                        <w:t>xx</w:t>
-                      </w:r>
-                      <w:r>
-                        <w:rPr>
-                          <w:rFonts w:ascii="Zetta Serif Book" w:hAnsi="Zetta Serif Book"/>
-                          <w:i/>
-                          <w:iCs/>
-                          <w:color w:val="404040" w:themeColor="text1" w:themeTint="BF"/>
-                          <w:sz w:val="18"/>
-                          <w:szCs w:val="18"/>
-                          <w:u w:val="single"/>
-                        </w:rPr>
-                        <w:t xml:space="preserve"> gallons/kits</w:t>
-                      </w:r>
-                      <w:r>
-                        <w:rPr>
-                          <w:rFonts w:ascii="Zetta Serif Book" w:hAnsi="Zetta Serif Book"/>
-                          <w:i/>
-                          <w:iCs/>
-                          <w:color w:val="404040" w:themeColor="text1" w:themeTint="BF"/>
-                          <w:sz w:val="18"/>
-                          <w:szCs w:val="18"/>
-                        </w:rPr>
-                        <w:t>.</w:t>
-                      </w:r>
-                    </w:p>
-                    <w:p>
-                      <w:pPr>
-                        <w:pStyle w:val="ListParagraph"/>
-                        <w:tabs>
-                          <w:tab w:val="left" w:pos="1080"/>
-                        </w:tabs>
-                        <w:spacing w:line="300" w:lineRule="auto"/>
-                        <w:ind w:left="288"/>
-                        <w:rPr>
-                          <w:rFonts w:ascii="Zetta Serif Book" w:hAnsi="Zetta Serif Book"/>
-                          <w:color w:val="404040" w:themeColor="text1" w:themeTint="BF"/>
-                          <w:sz w:val="18"/>
-                          <w:szCs w:val="18"/>
-                        </w:rPr>
-                      </w:pPr>
-                      <w:r>
-                        <w:rPr>
-                          <w:rFonts w:ascii="Zetta Serif Book" w:hAnsi="Zetta Serif Book"/>
-                          <w:color w:val="404040" w:themeColor="text1" w:themeTint="BF"/>
-                          <w:sz w:val="18"/>
-                          <w:szCs w:val="18"/>
-                        </w:rPr>
-                        <w:tab/>
-                      </w:r>
-                      <w:r>
-                        <w:rPr>
-                          <w:rFonts w:ascii="Zetta Serif Book" w:hAnsi="Zetta Serif Book"/>
-                          <w:color w:val="404040" w:themeColor="text1" w:themeTint="BF"/>
-                          <w:sz w:val="18"/>
-                          <w:szCs w:val="18"/>
-                        </w:rPr>
-                        <w:t>Assumes installation over: clean, sound &amp; solid concrete substrate</w:t>
+                        <w:t/>
+                      </w:r>
+                      <w:r>
+                        <w:rPr>
+                          <w:rFonts w:ascii="Zetta Serif Book" w:hAnsi="Zetta Serif Book"/>
+                          <w:color w:val="404040" w:themeColor="text1" w:themeTint="BF"/>
+                          <w:sz w:val="18"/>
+                          <w:szCs w:val="18"/>
+                        </w:rPr>
+                        <w:t/>
                       </w:r>
                     </w:p>
                     <w:p>
@@ -4382,25 +3420,25 @@
                           <w:sz w:val="18"/>
                           <w:szCs w:val="18"/>
                         </w:rPr>
-                        <w:t xml:space="preserve"> </w:t>
-                      </w:r>
-                      <w:r>
-                        <w:rPr>
-                          <w:rFonts w:ascii="Zetta Serif Book" w:hAnsi="Zetta Serif Book"/>
-                          <w:color w:val="404040" w:themeColor="text1" w:themeTint="BF"/>
-                          <w:sz w:val="18"/>
-                          <w:szCs w:val="18"/>
-                        </w:rPr>
-                        <w:t>[</w:t>
-                      </w:r>
-                      <w:r>
-                        <w:rPr>
-                          <w:rFonts w:ascii="Zetta Serif Book" w:hAnsi="Zetta Serif Book"/>
-                          <w:color w:val="404040" w:themeColor="text1" w:themeTint="BF"/>
-                          <w:sz w:val="18"/>
-                          <w:szCs w:val="18"/>
-                        </w:rPr>
-                        <w:t xml:space="preserve"> </w:t>
+                        <w:t xml:space="preserve"> {{schedule_notes}}</w:t>
+                      </w:r>
+                      <w:r>
+                        <w:rPr>
+                          <w:rFonts w:ascii="Zetta Serif Book" w:hAnsi="Zetta Serif Book"/>
+                          <w:color w:val="404040" w:themeColor="text1" w:themeTint="BF"/>
+                          <w:sz w:val="18"/>
+                          <w:szCs w:val="18"/>
+                        </w:rPr>
+                        <w:t/>
+                      </w:r>
+                      <w:r>
+                        <w:rPr>
+                          <w:rFonts w:ascii="Zetta Serif Book" w:hAnsi="Zetta Serif Book"/>
+                          <w:color w:val="404040" w:themeColor="text1" w:themeTint="BF"/>
+                          <w:sz w:val="18"/>
+                          <w:szCs w:val="18"/>
+                        </w:rPr>
+                        <w:t xml:space="preserve"/>
                       </w:r>
                       <w:r>
                         <w:rPr>
@@ -4411,7 +3449,7 @@
                           <w:highlight w:val="yellow"/>
                           <w:u w:val="single"/>
                         </w:rPr>
-                        <w:t>1</w:t>
+                        <w:t/>
                       </w:r>
                       <w:r>
                         <w:rPr>
@@ -4422,7 +3460,7 @@
                           <w:highlight w:val="yellow"/>
                           <w:u w:val="single"/>
                         </w:rPr>
-                        <w:t xml:space="preserve"> </w:t>
+                        <w:t xml:space="preserve"/>
                       </w:r>
                       <w:r>
                         <w:rPr>
@@ -4433,7 +3471,7 @@
                           <w:highlight w:val="yellow"/>
                           <w:u w:val="single"/>
                         </w:rPr>
-                        <w:t>mob/phase</w:t>
+                        <w:t/>
                       </w:r>
                       <w:r>
                         <w:rPr>
@@ -4442,25 +3480,25 @@
                           <w:sz w:val="17"/>
                           <w:szCs w:val="17"/>
                         </w:rPr>
-                        <w:t xml:space="preserve"> </w:t>
-                      </w:r>
-                      <w:r>
-                        <w:rPr>
-                          <w:rFonts w:ascii="Zetta Serif Book" w:hAnsi="Zetta Serif Book"/>
-                          <w:color w:val="404040" w:themeColor="text1" w:themeTint="BF"/>
-                          <w:sz w:val="18"/>
-                          <w:szCs w:val="18"/>
-                        </w:rPr>
-                        <w:t xml:space="preserve">] </w:t>
-                      </w:r>
-                      <w:r>
-                        <w:rPr>
-                          <w:rFonts w:ascii="Zetta Serif Book" w:hAnsi="Zetta Serif Book"/>
-                          <w:color w:val="404040" w:themeColor="text1" w:themeTint="BF"/>
-                          <w:sz w:val="18"/>
-                          <w:szCs w:val="18"/>
-                        </w:rPr>
-                        <w:t xml:space="preserve">Assumes </w:t>
+                        <w:t xml:space="preserve"/>
+                      </w:r>
+                      <w:r>
+                        <w:rPr>
+                          <w:rFonts w:ascii="Zetta Serif Book" w:hAnsi="Zetta Serif Book"/>
+                          <w:color w:val="404040" w:themeColor="text1" w:themeTint="BF"/>
+                          <w:sz w:val="18"/>
+                          <w:szCs w:val="18"/>
+                        </w:rPr>
+                        <w:t xml:space="preserve"/>
+                      </w:r>
+                      <w:r>
+                        <w:rPr>
+                          <w:rFonts w:ascii="Zetta Serif Book" w:hAnsi="Zetta Serif Book"/>
+                          <w:color w:val="404040" w:themeColor="text1" w:themeTint="BF"/>
+                          <w:sz w:val="18"/>
+                          <w:szCs w:val="18"/>
+                        </w:rPr>
+                        <w:t xml:space="preserve"/>
                       </w:r>
                       <w:r>
                         <w:rPr>
@@ -4471,16 +3509,16 @@
                           <w:highlight w:val="yellow"/>
                           <w:u w:val="single"/>
                         </w:rPr>
-                        <w:t>all</w:t>
-                      </w:r>
-                      <w:r>
-                        <w:rPr>
-                          <w:rFonts w:ascii="Zetta Serif Book" w:hAnsi="Zetta Serif Book"/>
-                          <w:color w:val="404040" w:themeColor="text1" w:themeTint="BF"/>
-                          <w:sz w:val="18"/>
-                          <w:szCs w:val="18"/>
-                        </w:rPr>
-                        <w:t xml:space="preserve"> areas </w:t>
+                        <w:t/>
+                      </w:r>
+                      <w:r>
+                        <w:rPr>
+                          <w:rFonts w:ascii="Zetta Serif Book" w:hAnsi="Zetta Serif Book"/>
+                          <w:color w:val="404040" w:themeColor="text1" w:themeTint="BF"/>
+                          <w:sz w:val="18"/>
+                          <w:szCs w:val="18"/>
+                        </w:rPr>
+                        <w:t xml:space="preserve"/>
                       </w:r>
                       <w:r>
                         <w:rPr>
@@ -4489,16 +3527,16 @@
                           <w:sz w:val="17"/>
                           <w:szCs w:val="17"/>
                         </w:rPr>
-                        <w:t>available at</w:t>
-                      </w:r>
-                      <w:r>
-                        <w:rPr>
-                          <w:rFonts w:ascii="Zetta Serif Book" w:hAnsi="Zetta Serif Book"/>
-                          <w:color w:val="404040" w:themeColor="text1" w:themeTint="BF"/>
-                          <w:sz w:val="18"/>
-                          <w:szCs w:val="18"/>
-                        </w:rPr>
-                        <w:t xml:space="preserve"> one time, </w:t>
+                        <w:t/>
+                      </w:r>
+                      <w:r>
+                        <w:rPr>
+                          <w:rFonts w:ascii="Zetta Serif Book" w:hAnsi="Zetta Serif Book"/>
+                          <w:color w:val="404040" w:themeColor="text1" w:themeTint="BF"/>
+                          <w:sz w:val="18"/>
+                          <w:szCs w:val="18"/>
+                        </w:rPr>
+                        <w:t xml:space="preserve"/>
                       </w:r>
                       <w:r>
                         <w:rPr>
@@ -4507,16 +3545,16 @@
                           <w:sz w:val="17"/>
                           <w:szCs w:val="17"/>
                         </w:rPr>
-                        <w:t>approx.</w:t>
-                      </w:r>
-                      <w:r>
-                        <w:rPr>
-                          <w:rFonts w:ascii="Zetta Serif Book" w:hAnsi="Zetta Serif Book"/>
-                          <w:color w:val="404040" w:themeColor="text1" w:themeTint="BF"/>
-                          <w:sz w:val="18"/>
-                          <w:szCs w:val="18"/>
-                        </w:rPr>
-                        <w:t xml:space="preserve"> </w:t>
+                        <w:t/>
+                      </w:r>
+                      <w:r>
+                        <w:rPr>
+                          <w:rFonts w:ascii="Zetta Serif Book" w:hAnsi="Zetta Serif Book"/>
+                          <w:color w:val="404040" w:themeColor="text1" w:themeTint="BF"/>
+                          <w:sz w:val="18"/>
+                          <w:szCs w:val="18"/>
+                        </w:rPr>
+                        <w:t xml:space="preserve"/>
                       </w:r>
                       <w:r>
                         <w:rPr>
@@ -4526,16 +3564,16 @@
                           <w:szCs w:val="18"/>
                           <w:highlight w:val="yellow"/>
                         </w:rPr>
-                        <w:t>1week</w:t>
-                      </w:r>
-                      <w:r>
-                        <w:rPr>
-                          <w:rFonts w:ascii="Zetta Serif Book" w:hAnsi="Zetta Serif Book"/>
-                          <w:color w:val="404040" w:themeColor="text1" w:themeTint="BF"/>
-                          <w:sz w:val="18"/>
-                          <w:szCs w:val="18"/>
-                        </w:rPr>
-                        <w:t xml:space="preserve"> </w:t>
+                        <w:t/>
+                      </w:r>
+                      <w:r>
+                        <w:rPr>
+                          <w:rFonts w:ascii="Zetta Serif Book" w:hAnsi="Zetta Serif Book"/>
+                          <w:color w:val="404040" w:themeColor="text1" w:themeTint="BF"/>
+                          <w:sz w:val="18"/>
+                          <w:szCs w:val="18"/>
+                        </w:rPr>
+                        <w:t xml:space="preserve"/>
                       </w:r>
                       <w:r>
                         <w:rPr>
@@ -4544,7 +3582,7 @@
                           <w:sz w:val="17"/>
                           <w:szCs w:val="17"/>
                         </w:rPr>
-                        <w:t>to</w:t>
+                        <w:t/>
                       </w:r>
                       <w:r>
                         <w:rPr>
@@ -4553,7 +3591,7 @@
                           <w:sz w:val="17"/>
                           <w:szCs w:val="17"/>
                         </w:rPr>
-                        <w:t xml:space="preserve"> complete full scope</w:t>
+                        <w:t xml:space="preserve"/>
                       </w:r>
                     </w:p>
                     <w:p>
@@ -4591,25 +3629,25 @@
                           <w:sz w:val="18"/>
                           <w:szCs w:val="18"/>
                         </w:rPr>
-                        <w:t xml:space="preserve"> Epoxy Paint</w:t>
-                      </w:r>
-                      <w:r>
-                        <w:rPr>
-                          <w:rFonts w:ascii="Zetta Serif Book" w:hAnsi="Zetta Serif Book"/>
-                          <w:color w:val="404040" w:themeColor="text1" w:themeTint="BF"/>
-                          <w:sz w:val="18"/>
-                          <w:szCs w:val="18"/>
-                        </w:rPr>
-                        <w:t xml:space="preserve"> Walls</w:t>
-                      </w:r>
-                      <w:r>
-                        <w:rPr>
-                          <w:rFonts w:ascii="Zetta Serif Book" w:hAnsi="Zetta Serif Book"/>
-                          <w:color w:val="404040" w:themeColor="text1" w:themeTint="BF"/>
-                          <w:sz w:val="18"/>
-                          <w:szCs w:val="18"/>
-                        </w:rPr>
-                        <w:t xml:space="preserve">, </w:t>
+                        <w:t xml:space="preserve"> {{exclusions}}</w:t>
+                      </w:r>
+                      <w:r>
+                        <w:rPr>
+                          <w:rFonts w:ascii="Zetta Serif Book" w:hAnsi="Zetta Serif Book"/>
+                          <w:color w:val="404040" w:themeColor="text1" w:themeTint="BF"/>
+                          <w:sz w:val="18"/>
+                          <w:szCs w:val="18"/>
+                        </w:rPr>
+                        <w:t xml:space="preserve"/>
+                      </w:r>
+                      <w:r>
+                        <w:rPr>
+                          <w:rFonts w:ascii="Zetta Serif Book" w:hAnsi="Zetta Serif Book"/>
+                          <w:color w:val="404040" w:themeColor="text1" w:themeTint="BF"/>
+                          <w:sz w:val="18"/>
+                          <w:szCs w:val="18"/>
+                        </w:rPr>
+                        <w:t xml:space="preserve"/>
                       </w:r>
                       <w:r>
                         <w:rPr>
@@ -4619,7 +3657,7 @@
                           <w:szCs w:val="18"/>
                           <w:highlight w:val="green"/>
                         </w:rPr>
-                        <w:t>W</w:t>
+                        <w:t/>
                       </w:r>
                       <w:r>
                         <w:rPr>
@@ -4629,7 +3667,7 @@
                           <w:szCs w:val="18"/>
                           <w:highlight w:val="green"/>
                         </w:rPr>
-                        <w:t>all Patching (</w:t>
+                        <w:t/>
                       </w:r>
                       <w:r>
                         <w:rPr>
@@ -4639,7 +3677,7 @@
                           <w:szCs w:val="16"/>
                           <w:highlight w:val="green"/>
                         </w:rPr>
-                        <w:t>as may be reqr</w:t>
+                        <w:t/>
                       </w:r>
                       <w:r>
                         <w:rPr>
@@ -4649,7 +3687,7 @@
                           <w:szCs w:val="16"/>
                           <w:highlight w:val="green"/>
                         </w:rPr>
-                        <w:t>’</w:t>
+                        <w:t/>
                       </w:r>
                       <w:r>
                         <w:rPr>
@@ -4659,7 +3697,7 @@
                           <w:szCs w:val="16"/>
                           <w:highlight w:val="green"/>
                         </w:rPr>
-                        <w:t>d for new base</w:t>
+                        <w:t/>
                       </w:r>
                       <w:r>
                         <w:rPr>
@@ -4669,25 +3707,25 @@
                           <w:szCs w:val="18"/>
                           <w:highlight w:val="green"/>
                         </w:rPr>
-                        <w:t>)</w:t>
-                      </w:r>
-                      <w:r>
-                        <w:rPr>
-                          <w:rFonts w:ascii="Zetta Serif Book" w:hAnsi="Zetta Serif Book"/>
-                          <w:color w:val="404040" w:themeColor="text1" w:themeTint="BF"/>
-                          <w:sz w:val="18"/>
-                          <w:szCs w:val="18"/>
-                        </w:rPr>
-                        <w:t xml:space="preserve">, </w:t>
-                      </w:r>
-                      <w:r>
-                        <w:rPr>
-                          <w:rFonts w:ascii="Zetta Serif Book" w:hAnsi="Zetta Serif Book"/>
-                          <w:color w:val="404040" w:themeColor="text1" w:themeTint="BF"/>
-                          <w:sz w:val="18"/>
-                          <w:szCs w:val="18"/>
-                        </w:rPr>
-                        <w:t>Demo</w:t>
+                        <w:t/>
+                      </w:r>
+                      <w:r>
+                        <w:rPr>
+                          <w:rFonts w:ascii="Zetta Serif Book" w:hAnsi="Zetta Serif Book"/>
+                          <w:color w:val="404040" w:themeColor="text1" w:themeTint="BF"/>
+                          <w:sz w:val="18"/>
+                          <w:szCs w:val="18"/>
+                        </w:rPr>
+                        <w:t xml:space="preserve"/>
+                      </w:r>
+                      <w:r>
+                        <w:rPr>
+                          <w:rFonts w:ascii="Zetta Serif Book" w:hAnsi="Zetta Serif Book"/>
+                          <w:color w:val="404040" w:themeColor="text1" w:themeTint="BF"/>
+                          <w:sz w:val="18"/>
+                          <w:szCs w:val="18"/>
+                        </w:rPr>
+                        <w:t/>
                       </w:r>
                       <w:r>
                         <w:rPr>
@@ -4696,16 +3734,16 @@
                           <w:sz w:val="17"/>
                           <w:szCs w:val="17"/>
                         </w:rPr>
-                        <w:t xml:space="preserve"> of Existing Floor/Glue/Etc.</w:t>
-                      </w:r>
-                      <w:r>
-                        <w:rPr>
-                          <w:rFonts w:ascii="Zetta Serif Book" w:hAnsi="Zetta Serif Book"/>
-                          <w:color w:val="404040" w:themeColor="text1" w:themeTint="BF"/>
-                          <w:sz w:val="18"/>
-                          <w:szCs w:val="18"/>
-                        </w:rPr>
-                        <w:t xml:space="preserve"> </w:t>
+                        <w:t xml:space="preserve"/>
+                      </w:r>
+                      <w:r>
+                        <w:rPr>
+                          <w:rFonts w:ascii="Zetta Serif Book" w:hAnsi="Zetta Serif Book"/>
+                          <w:color w:val="404040" w:themeColor="text1" w:themeTint="BF"/>
+                          <w:sz w:val="18"/>
+                          <w:szCs w:val="18"/>
+                        </w:rPr>
+                        <w:t xml:space="preserve"/>
                       </w:r>
                       <w:r>
                         <w:rPr>
@@ -4716,7 +3754,7 @@
                           <w:sz w:val="18"/>
                           <w:szCs w:val="18"/>
                         </w:rPr>
-                        <w:t>(</w:t>
+                        <w:t/>
                       </w:r>
                       <w:r>
                         <w:rPr>
@@ -4728,7 +3766,7 @@
                           <w:szCs w:val="16"/>
                           <w:highlight w:val="green"/>
                         </w:rPr>
-                        <w:t>new slab</w:t>
+                        <w:t/>
                       </w:r>
                       <w:r>
                         <w:rPr>
@@ -4739,34 +3777,34 @@
                           <w:sz w:val="18"/>
                           <w:szCs w:val="18"/>
                         </w:rPr>
-                        <w:t>)</w:t>
-                      </w:r>
-                      <w:r>
-                        <w:rPr>
-                          <w:rFonts w:ascii="Zetta Serif Book" w:hAnsi="Zetta Serif Book"/>
-                          <w:color w:val="404040" w:themeColor="text1" w:themeTint="BF"/>
-                          <w:sz w:val="18"/>
-                          <w:szCs w:val="18"/>
-                        </w:rPr>
-                        <w:t>,</w:t>
-                      </w:r>
-                      <w:r>
-                        <w:rPr>
-                          <w:rFonts w:ascii="Zetta Serif Book" w:hAnsi="Zetta Serif Book"/>
-                          <w:color w:val="404040" w:themeColor="text1" w:themeTint="BF"/>
-                          <w:sz w:val="18"/>
-                          <w:szCs w:val="18"/>
-                        </w:rPr>
-                        <w:t xml:space="preserve"> </w:t>
-                      </w:r>
-                      <w:r>
-                        <w:rPr>
-                          <w:rFonts w:ascii="Zetta Serif Book" w:hAnsi="Zetta Serif Book"/>
-                          <w:color w:val="404040" w:themeColor="text1" w:themeTint="BF"/>
-                          <w:sz w:val="18"/>
-                          <w:szCs w:val="18"/>
-                        </w:rPr>
-                        <w:t>Excessive Patching (</w:t>
+                        <w:t/>
+                      </w:r>
+                      <w:r>
+                        <w:rPr>
+                          <w:rFonts w:ascii="Zetta Serif Book" w:hAnsi="Zetta Serif Book"/>
+                          <w:color w:val="404040" w:themeColor="text1" w:themeTint="BF"/>
+                          <w:sz w:val="18"/>
+                          <w:szCs w:val="18"/>
+                        </w:rPr>
+                        <w:t/>
+                      </w:r>
+                      <w:r>
+                        <w:rPr>
+                          <w:rFonts w:ascii="Zetta Serif Book" w:hAnsi="Zetta Serif Book"/>
+                          <w:color w:val="404040" w:themeColor="text1" w:themeTint="BF"/>
+                          <w:sz w:val="18"/>
+                          <w:szCs w:val="18"/>
+                        </w:rPr>
+                        <w:t xml:space="preserve"/>
+                      </w:r>
+                      <w:r>
+                        <w:rPr>
+                          <w:rFonts w:ascii="Zetta Serif Book" w:hAnsi="Zetta Serif Book"/>
+                          <w:color w:val="404040" w:themeColor="text1" w:themeTint="BF"/>
+                          <w:sz w:val="18"/>
+                          <w:szCs w:val="18"/>
+                        </w:rPr>
+                        <w:t/>
                       </w:r>
                       <w:r>
                         <w:rPr>
@@ -4775,7 +3813,7 @@
                           <w:sz w:val="16"/>
                           <w:szCs w:val="16"/>
                         </w:rPr>
-                        <w:t>see exclusion detail below</w:t>
+                        <w:t/>
                       </w:r>
                       <w:r>
                         <w:rPr>
@@ -4784,25 +3822,25 @@
                           <w:sz w:val="16"/>
                           <w:szCs w:val="16"/>
                         </w:rPr>
-                        <w:t>*</w:t>
-                      </w:r>
-                      <w:r>
-                        <w:rPr>
-                          <w:rFonts w:ascii="Zetta Serif Book" w:hAnsi="Zetta Serif Book"/>
-                          <w:color w:val="404040" w:themeColor="text1" w:themeTint="BF"/>
-                          <w:sz w:val="18"/>
-                          <w:szCs w:val="18"/>
-                        </w:rPr>
-                        <w:t>)</w:t>
-                      </w:r>
-                      <w:r>
-                        <w:rPr>
-                          <w:rFonts w:ascii="Zetta Serif Book" w:hAnsi="Zetta Serif Book"/>
-                          <w:color w:val="404040" w:themeColor="text1" w:themeTint="BF"/>
-                          <w:sz w:val="18"/>
-                          <w:szCs w:val="18"/>
-                        </w:rPr>
-                        <w:t xml:space="preserve">, </w:t>
+                        <w:t/>
+                      </w:r>
+                      <w:r>
+                        <w:rPr>
+                          <w:rFonts w:ascii="Zetta Serif Book" w:hAnsi="Zetta Serif Book"/>
+                          <w:color w:val="404040" w:themeColor="text1" w:themeTint="BF"/>
+                          <w:sz w:val="18"/>
+                          <w:szCs w:val="18"/>
+                        </w:rPr>
+                        <w:t/>
+                      </w:r>
+                      <w:r>
+                        <w:rPr>
+                          <w:rFonts w:ascii="Zetta Serif Book" w:hAnsi="Zetta Serif Book"/>
+                          <w:color w:val="404040" w:themeColor="text1" w:themeTint="BF"/>
+                          <w:sz w:val="18"/>
+                          <w:szCs w:val="18"/>
+                        </w:rPr>
+                        <w:t xml:space="preserve"/>
                       </w:r>
                       <w:r>
                         <w:rPr>
@@ -4812,7 +3850,7 @@
                           <w:szCs w:val="18"/>
                           <w:highlight w:val="yellow"/>
                         </w:rPr>
-                        <w:t>Nights &amp; Weekends</w:t>
+                        <w:t/>
                       </w:r>
                     </w:p>
                     <w:p>

--- a/backend/templates/GC/xx TREADWELL RESINOUS PROPOSAL - xx.docx
+++ b/backend/templates/GC/xx TREADWELL RESINOUS PROPOSAL - xx.docx
@@ -1484,7 +1484,7 @@
                                 <w:sz w:val="18"/>
                                 <w:szCs w:val="18"/>
                               </w:rPr>
-                              <w:t xml:space="preserve">Area:~{{sqft}} sf of resinous flooring [RESx] &amp;amp; {{cove_lf}} lf of integral base per the Finish Schedule on A900</w:t>
+                              <w:t xml:space="preserve">Area:~{{sqft}} sf of resinous flooring [RESx] &amp; {{cove_lf}} lf of integral base per the Finish Schedule on A900</w:t>
                             </w:r>
                             <w:r>
                               <w:rPr>
@@ -3047,7 +3047,7 @@
                           <w:sz w:val="18"/>
                           <w:szCs w:val="18"/>
                         </w:rPr>
-                        <w:t xml:space="preserve">Area:~{{sqft}} sf of resinous flooring [RESx] &amp;amp; {{cove_lf}} lf of integral base per the Finish Schedule on A900</w:t>
+                        <w:t xml:space="preserve">Area:~{{sqft}} sf of resinous flooring [RESx] &amp; {{cove_lf}} lf of integral base per the Finish Schedule on A900</w:t>
                       </w:r>
                       <w:r>
                         <w:rPr>
@@ -4119,7 +4119,7 @@
                                 <w:sz w:val="20"/>
                                 <w:szCs w:val="20"/>
                               </w:rPr>
-                              <w:t xml:space="preserve">{{base_bid_formatted}} – Resinous floor &amp;amp; integral cove base as described above {{base_tax_phrase}}</w:t>
+                              <w:t xml:space="preserve">{{base_bid_formatted}} – Resinous floor &amp; integral cove base as described above {{base_tax_phrase}}</w:t>
                             </w:r>
                             <w:r>
                               <w:rPr>
@@ -5074,7 +5074,7 @@
                           <w:sz w:val="20"/>
                           <w:szCs w:val="20"/>
                         </w:rPr>
-                        <w:t xml:space="preserve">{{base_bid_formatted}} – Resinous floor &amp;amp; integral cove base as described above {{base_tax_phrase}}</w:t>
+                        <w:t xml:space="preserve">{{base_bid_formatted}} – Resinous floor &amp; integral cove base as described above {{base_tax_phrase}}</w:t>
                       </w:r>
                       <w:r>
                         <w:rPr>
